--- a/conceptio (Récupération automatique).docx
+++ b/conceptio (Récupération automatique).docx
@@ -11900,7 +11900,25 @@
           <w:b/>
           <w:bCs/>
         </w:rPr>
-        <w:t>Module client (Front-office) : Accessible aux patients et clients via un navigateur standard, ce portail interactif leur permet d'explorer le catalogue des produits, de finaliser leurs commandes, de réceptionner leur facturation et d'accéder à l'historique de leurs transactions ainsi qu'au suivi de leurs achats.</w:t>
+        <w:t>Module client (</w:t>
+      </w:r>
+      <w:proofErr w:type="spellStart"/>
+      <w:r>
+        <w:rPr>
+          <w:rFonts w:ascii="Times New Roman" w:hAnsi="Times New Roman" w:cs="Times New Roman"/>
+          <w:b/>
+          <w:bCs/>
+        </w:rPr>
+        <w:t>Front-office</w:t>
+      </w:r>
+      <w:proofErr w:type="spellEnd"/>
+      <w:r>
+        <w:rPr>
+          <w:rFonts w:ascii="Times New Roman" w:hAnsi="Times New Roman" w:cs="Times New Roman"/>
+          <w:b/>
+          <w:bCs/>
+        </w:rPr>
+        <w:t>) : Accessible aux patients et clients via un navigateur standard, ce portail interactif leur permet d'explorer le catalogue des produits, de finaliser leurs commandes, de réceptionner leur facturation et d'accéder à l'historique de leurs transactions ainsi qu'au suivi de leurs achats.</w:t>
       </w:r>
     </w:p>
     <w:p>
@@ -12094,6 +12112,7 @@
         </w:rPr>
         <w:t>). Ce paradigme garantit une stricte séparation des préoccupations (</w:t>
       </w:r>
+      <w:proofErr w:type="spellStart"/>
       <w:r>
         <w:rPr>
           <w:rFonts w:ascii="Times New Roman" w:hAnsi="Times New Roman" w:cs="Times New Roman"/>
@@ -12102,8 +12121,31 @@
           <w:i/>
           <w:iCs/>
         </w:rPr>
-        <w:t>Separation of Concerns</w:t>
-      </w:r>
+        <w:t>Separation</w:t>
+      </w:r>
+      <w:proofErr w:type="spellEnd"/>
+      <w:r>
+        <w:rPr>
+          <w:rFonts w:ascii="Times New Roman" w:hAnsi="Times New Roman" w:cs="Times New Roman"/>
+          <w:b/>
+          <w:bCs/>
+          <w:i/>
+          <w:iCs/>
+        </w:rPr>
+        <w:t xml:space="preserve"> of </w:t>
+      </w:r>
+      <w:proofErr w:type="spellStart"/>
+      <w:r>
+        <w:rPr>
+          <w:rFonts w:ascii="Times New Roman" w:hAnsi="Times New Roman" w:cs="Times New Roman"/>
+          <w:b/>
+          <w:bCs/>
+          <w:i/>
+          <w:iCs/>
+        </w:rPr>
+        <w:t>Concerns</w:t>
+      </w:r>
+      <w:proofErr w:type="spellEnd"/>
       <w:r>
         <w:rPr>
           <w:rFonts w:ascii="Times New Roman" w:hAnsi="Times New Roman" w:cs="Times New Roman"/>
@@ -12471,7 +12513,15 @@
           <w:b/>
           <w:bCs/>
         </w:rPr>
-        <w:t>Module d’administration officinale (Back-office) : Un environnement de gestion métier destiné à l’administrateur, à l’agent de vente et au gestionnaire de stock. Il permet un pilotage granulaire du référentiel produits, des cycles de vente, de l'approvisionnement et des ressources humaines.</w:t>
+        <w:t>Module web interne (pharmacie)</w:t>
+      </w:r>
+      <w:r>
+        <w:rPr>
+          <w:rFonts w:ascii="Times New Roman" w:hAnsi="Times New Roman" w:cs="Times New Roman"/>
+          <w:b/>
+          <w:bCs/>
+        </w:rPr>
+        <w:t xml:space="preserve"> : Un environnement de gestion métier destiné à l’administrateur, à l’agent de vente et au gestionnaire de stock. Il permet un pilotage granulaire du référentiel produits, des cycles de vente, de l'approvisionnement et des ressources humaines.</w:t>
       </w:r>
     </w:p>
     <w:p>
@@ -12492,7 +12542,15 @@
           <w:b/>
           <w:bCs/>
         </w:rPr>
-        <w:t>Portail Client (Front-office) : Une interface interactive dédiée aux usagers pour l'exploration du catalogue, la soumission de commandes, le suivi transactionnel et la dématérialisation de la facturation.</w:t>
+        <w:t>Module web client</w:t>
+      </w:r>
+      <w:r>
+        <w:rPr>
+          <w:rFonts w:ascii="Times New Roman" w:hAnsi="Times New Roman" w:cs="Times New Roman"/>
+          <w:b/>
+          <w:bCs/>
+        </w:rPr>
+        <w:t xml:space="preserve"> : Une interface interactive dédiée aux usagers pour l'exploration du catalogue, la soumission de commandes, le suivi transactionnel et la dématérialisation de la facturation.</w:t>
       </w:r>
     </w:p>
     <w:p>
@@ -12820,7 +12878,25 @@
           <w:b/>
           <w:bCs/>
         </w:rPr>
-        <w:t>La synergie entre les composants est maintenue par des appels d'API sécurisés. Les modules Flutter Web consomment les services exposés par le backend via des payloads JSON. Le serveur Node.js assure ensuite la synchronisation atomique avec MongoDB, garantissant une unicité de la source d'information.</w:t>
+        <w:t xml:space="preserve">La synergie entre les composants est maintenue par des appels d'API sécurisés. Les modules Flutter Web consomment les services exposés par le backend via des </w:t>
+      </w:r>
+      <w:proofErr w:type="spellStart"/>
+      <w:r>
+        <w:rPr>
+          <w:rFonts w:ascii="Times New Roman" w:hAnsi="Times New Roman" w:cs="Times New Roman"/>
+          <w:b/>
+          <w:bCs/>
+        </w:rPr>
+        <w:t>payloads</w:t>
+      </w:r>
+      <w:proofErr w:type="spellEnd"/>
+      <w:r>
+        <w:rPr>
+          <w:rFonts w:ascii="Times New Roman" w:hAnsi="Times New Roman" w:cs="Times New Roman"/>
+          <w:b/>
+          <w:bCs/>
+        </w:rPr>
+        <w:t xml:space="preserve"> JSON. Le serveur Node.js assure ensuite la synchronisation atomique avec MongoDB, garantissant une unicité de la source d'information.</w:t>
       </w:r>
     </w:p>
     <w:p>
@@ -12922,6 +12998,1528 @@
           <w:bCs/>
         </w:rPr>
         <w:t>Ubiquité : Accessibilité multiplateforme via un simple navigateur web.</w:t>
+      </w:r>
+    </w:p>
+    <w:p>
+      <w:pPr>
+        <w:rPr>
+          <w:rFonts w:ascii="Times New Roman" w:hAnsi="Times New Roman" w:cs="Times New Roman"/>
+          <w:b/>
+          <w:bCs/>
+        </w:rPr>
+      </w:pPr>
+    </w:p>
+    <w:p>
+      <w:pPr>
+        <w:rPr>
+          <w:rFonts w:ascii="Times New Roman" w:hAnsi="Times New Roman" w:cs="Times New Roman"/>
+          <w:b/>
+          <w:bCs/>
+        </w:rPr>
+      </w:pPr>
+    </w:p>
+    <w:p>
+      <w:pPr>
+        <w:rPr>
+          <w:rFonts w:ascii="Times New Roman" w:hAnsi="Times New Roman" w:cs="Times New Roman"/>
+          <w:b/>
+          <w:bCs/>
+        </w:rPr>
+      </w:pPr>
+    </w:p>
+    <w:p>
+      <w:pPr>
+        <w:rPr>
+          <w:rFonts w:ascii="Times New Roman" w:hAnsi="Times New Roman" w:cs="Times New Roman"/>
+          <w:b/>
+          <w:bCs/>
+        </w:rPr>
+      </w:pPr>
+    </w:p>
+    <w:p>
+      <w:pPr>
+        <w:rPr>
+          <w:rFonts w:ascii="Times New Roman" w:hAnsi="Times New Roman" w:cs="Times New Roman"/>
+          <w:b/>
+          <w:bCs/>
+        </w:rPr>
+      </w:pPr>
+    </w:p>
+    <w:p>
+      <w:pPr>
+        <w:rPr>
+          <w:rFonts w:ascii="Times New Roman" w:hAnsi="Times New Roman" w:cs="Times New Roman"/>
+          <w:b/>
+          <w:bCs/>
+        </w:rPr>
+      </w:pPr>
+    </w:p>
+    <w:p>
+      <w:pPr>
+        <w:rPr>
+          <w:rFonts w:ascii="Times New Roman" w:hAnsi="Times New Roman" w:cs="Times New Roman"/>
+          <w:b/>
+          <w:bCs/>
+        </w:rPr>
+      </w:pPr>
+    </w:p>
+    <w:p>
+      <w:pPr>
+        <w:rPr>
+          <w:rFonts w:ascii="Times New Roman" w:hAnsi="Times New Roman" w:cs="Times New Roman"/>
+          <w:b/>
+          <w:bCs/>
+        </w:rPr>
+      </w:pPr>
+    </w:p>
+    <w:p>
+      <w:pPr>
+        <w:rPr>
+          <w:rFonts w:ascii="Times New Roman" w:hAnsi="Times New Roman" w:cs="Times New Roman"/>
+          <w:b/>
+          <w:bCs/>
+        </w:rPr>
+      </w:pPr>
+    </w:p>
+    <w:p>
+      <w:pPr>
+        <w:rPr>
+          <w:rFonts w:ascii="Times New Roman" w:hAnsi="Times New Roman" w:cs="Times New Roman"/>
+          <w:b/>
+          <w:bCs/>
+        </w:rPr>
+      </w:pPr>
+    </w:p>
+    <w:p>
+      <w:pPr>
+        <w:rPr>
+          <w:rFonts w:ascii="Times New Roman" w:hAnsi="Times New Roman" w:cs="Times New Roman"/>
+          <w:b/>
+          <w:bCs/>
+        </w:rPr>
+      </w:pPr>
+    </w:p>
+    <w:p>
+      <w:pPr>
+        <w:rPr>
+          <w:rFonts w:ascii="Times New Roman" w:hAnsi="Times New Roman" w:cs="Times New Roman"/>
+          <w:b/>
+          <w:bCs/>
+        </w:rPr>
+      </w:pPr>
+    </w:p>
+    <w:p>
+      <w:pPr>
+        <w:rPr>
+          <w:rFonts w:ascii="Times New Roman" w:hAnsi="Times New Roman" w:cs="Times New Roman"/>
+          <w:b/>
+          <w:bCs/>
+        </w:rPr>
+      </w:pPr>
+      <w:r>
+        <w:rPr>
+          <w:rFonts w:ascii="Times New Roman" w:hAnsi="Times New Roman" w:cs="Times New Roman"/>
+          <w:b/>
+          <w:bCs/>
+        </w:rPr>
+        <w:t>TROISIEME PARTIE EVALUATION ET REALISATION DU PROJET</w:t>
+      </w:r>
+    </w:p>
+    <w:p>
+      <w:pPr>
+        <w:rPr>
+          <w:rFonts w:ascii="Times New Roman" w:hAnsi="Times New Roman" w:cs="Times New Roman"/>
+          <w:b/>
+          <w:bCs/>
+        </w:rPr>
+      </w:pPr>
+    </w:p>
+    <w:p>
+      <w:pPr>
+        <w:rPr>
+          <w:rFonts w:ascii="Times New Roman" w:hAnsi="Times New Roman" w:cs="Times New Roman"/>
+          <w:b/>
+          <w:bCs/>
+        </w:rPr>
+      </w:pPr>
+    </w:p>
+    <w:p>
+      <w:pPr>
+        <w:rPr>
+          <w:rFonts w:ascii="Times New Roman" w:hAnsi="Times New Roman" w:cs="Times New Roman"/>
+          <w:b/>
+          <w:bCs/>
+        </w:rPr>
+      </w:pPr>
+    </w:p>
+    <w:p>
+      <w:pPr>
+        <w:rPr>
+          <w:rFonts w:ascii="Times New Roman" w:hAnsi="Times New Roman" w:cs="Times New Roman"/>
+          <w:b/>
+          <w:bCs/>
+        </w:rPr>
+      </w:pPr>
+    </w:p>
+    <w:p>
+      <w:pPr>
+        <w:rPr>
+          <w:rFonts w:ascii="Times New Roman" w:hAnsi="Times New Roman" w:cs="Times New Roman"/>
+          <w:b/>
+          <w:bCs/>
+        </w:rPr>
+      </w:pPr>
+    </w:p>
+    <w:p>
+      <w:pPr>
+        <w:rPr>
+          <w:rFonts w:ascii="Times New Roman" w:hAnsi="Times New Roman" w:cs="Times New Roman"/>
+          <w:b/>
+          <w:bCs/>
+        </w:rPr>
+      </w:pPr>
+    </w:p>
+    <w:p>
+      <w:pPr>
+        <w:rPr>
+          <w:rFonts w:ascii="Times New Roman" w:hAnsi="Times New Roman" w:cs="Times New Roman"/>
+          <w:b/>
+          <w:bCs/>
+        </w:rPr>
+      </w:pPr>
+    </w:p>
+    <w:p>
+      <w:pPr>
+        <w:rPr>
+          <w:rFonts w:ascii="Times New Roman" w:hAnsi="Times New Roman" w:cs="Times New Roman"/>
+          <w:b/>
+          <w:bCs/>
+        </w:rPr>
+      </w:pPr>
+    </w:p>
+    <w:p>
+      <w:pPr>
+        <w:rPr>
+          <w:rFonts w:ascii="Times New Roman" w:hAnsi="Times New Roman" w:cs="Times New Roman"/>
+          <w:b/>
+          <w:bCs/>
+        </w:rPr>
+      </w:pPr>
+    </w:p>
+    <w:p>
+      <w:pPr>
+        <w:rPr>
+          <w:rFonts w:ascii="Times New Roman" w:hAnsi="Times New Roman" w:cs="Times New Roman"/>
+          <w:b/>
+          <w:bCs/>
+        </w:rPr>
+      </w:pPr>
+    </w:p>
+    <w:p>
+      <w:pPr>
+        <w:rPr>
+          <w:rFonts w:ascii="Times New Roman" w:hAnsi="Times New Roman" w:cs="Times New Roman"/>
+          <w:b/>
+          <w:bCs/>
+        </w:rPr>
+      </w:pPr>
+    </w:p>
+    <w:p>
+      <w:pPr>
+        <w:rPr>
+          <w:rFonts w:ascii="Times New Roman" w:hAnsi="Times New Roman" w:cs="Times New Roman"/>
+          <w:b/>
+          <w:bCs/>
+        </w:rPr>
+      </w:pPr>
+    </w:p>
+    <w:p>
+      <w:pPr>
+        <w:rPr>
+          <w:rFonts w:ascii="Times New Roman" w:hAnsi="Times New Roman" w:cs="Times New Roman"/>
+          <w:b/>
+          <w:bCs/>
+        </w:rPr>
+      </w:pPr>
+    </w:p>
+    <w:p>
+      <w:pPr>
+        <w:rPr>
+          <w:rFonts w:ascii="Times New Roman" w:hAnsi="Times New Roman" w:cs="Times New Roman"/>
+          <w:b/>
+          <w:bCs/>
+        </w:rPr>
+      </w:pPr>
+    </w:p>
+    <w:p>
+      <w:pPr>
+        <w:rPr>
+          <w:rFonts w:ascii="Times New Roman" w:hAnsi="Times New Roman" w:cs="Times New Roman"/>
+          <w:b/>
+          <w:bCs/>
+        </w:rPr>
+      </w:pPr>
+    </w:p>
+    <w:p>
+      <w:pPr>
+        <w:rPr>
+          <w:rFonts w:ascii="Times New Roman" w:hAnsi="Times New Roman" w:cs="Times New Roman"/>
+          <w:b/>
+          <w:bCs/>
+        </w:rPr>
+      </w:pPr>
+    </w:p>
+    <w:p>
+      <w:pPr>
+        <w:rPr>
+          <w:rFonts w:ascii="Times New Roman" w:hAnsi="Times New Roman" w:cs="Times New Roman"/>
+          <w:b/>
+          <w:bCs/>
+        </w:rPr>
+      </w:pPr>
+    </w:p>
+    <w:p>
+      <w:pPr>
+        <w:rPr>
+          <w:rFonts w:ascii="Times New Roman" w:hAnsi="Times New Roman" w:cs="Times New Roman"/>
+          <w:b/>
+          <w:bCs/>
+        </w:rPr>
+      </w:pPr>
+    </w:p>
+    <w:p>
+      <w:pPr>
+        <w:rPr>
+          <w:rFonts w:ascii="Times New Roman" w:hAnsi="Times New Roman" w:cs="Times New Roman"/>
+          <w:b/>
+          <w:bCs/>
+        </w:rPr>
+      </w:pPr>
+    </w:p>
+    <w:p>
+      <w:pPr>
+        <w:rPr>
+          <w:rFonts w:ascii="Times New Roman" w:hAnsi="Times New Roman" w:cs="Times New Roman"/>
+          <w:b/>
+          <w:bCs/>
+        </w:rPr>
+      </w:pPr>
+    </w:p>
+    <w:p>
+      <w:pPr>
+        <w:rPr>
+          <w:rFonts w:ascii="Times New Roman" w:hAnsi="Times New Roman" w:cs="Times New Roman"/>
+          <w:b/>
+          <w:bCs/>
+        </w:rPr>
+      </w:pPr>
+    </w:p>
+    <w:p>
+      <w:pPr>
+        <w:rPr>
+          <w:rFonts w:ascii="Times New Roman" w:hAnsi="Times New Roman" w:cs="Times New Roman"/>
+          <w:b/>
+          <w:bCs/>
+        </w:rPr>
+      </w:pPr>
+    </w:p>
+    <w:p>
+      <w:pPr>
+        <w:rPr>
+          <w:rFonts w:ascii="Times New Roman" w:hAnsi="Times New Roman" w:cs="Times New Roman"/>
+          <w:b/>
+          <w:bCs/>
+        </w:rPr>
+      </w:pPr>
+    </w:p>
+    <w:p>
+      <w:pPr>
+        <w:rPr>
+          <w:rFonts w:ascii="Times New Roman" w:hAnsi="Times New Roman" w:cs="Times New Roman"/>
+          <w:b/>
+          <w:bCs/>
+        </w:rPr>
+      </w:pPr>
+    </w:p>
+    <w:p>
+      <w:pPr>
+        <w:rPr>
+          <w:rFonts w:ascii="Times New Roman" w:hAnsi="Times New Roman" w:cs="Times New Roman"/>
+          <w:b/>
+          <w:bCs/>
+        </w:rPr>
+      </w:pPr>
+    </w:p>
+    <w:p>
+      <w:pPr>
+        <w:rPr>
+          <w:rFonts w:ascii="Times New Roman" w:hAnsi="Times New Roman" w:cs="Times New Roman"/>
+          <w:b/>
+          <w:bCs/>
+        </w:rPr>
+      </w:pPr>
+    </w:p>
+    <w:p>
+      <w:pPr>
+        <w:pStyle w:val="Titre1"/>
+      </w:pPr>
+      <w:bookmarkStart w:id="1" w:name="_Toc199717802"/>
+      <w:bookmarkStart w:id="2" w:name="_Toc201526439"/>
+      <w:r>
+        <w:lastRenderedPageBreak/>
+        <w:t>Chapitre I : L’ÉVALUATION DU PROJET</w:t>
+      </w:r>
+      <w:bookmarkEnd w:id="1"/>
+      <w:bookmarkEnd w:id="2"/>
+    </w:p>
+    <w:p>
+      <w:pPr>
+        <w:pStyle w:val="Paragraphedeliste"/>
+        <w:numPr>
+          <w:ilvl w:val="1"/>
+          <w:numId w:val="54"/>
+        </w:numPr>
+        <w:rPr>
+          <w:rFonts w:ascii="Times New Roman" w:hAnsi="Times New Roman" w:cs="Times New Roman"/>
+        </w:rPr>
+      </w:pPr>
+      <w:r>
+        <w:rPr>
+          <w:rFonts w:ascii="Times New Roman" w:hAnsi="Times New Roman" w:cs="Times New Roman"/>
+        </w:rPr>
+        <w:t xml:space="preserve">- Organisation du projet </w:t>
+      </w:r>
+    </w:p>
+    <w:p>
+      <w:pPr>
+        <w:rPr>
+          <w:rFonts w:ascii="Times New Roman" w:hAnsi="Times New Roman" w:cs="Times New Roman"/>
+        </w:rPr>
+      </w:pPr>
+    </w:p>
+    <w:p>
+      <w:pPr>
+        <w:rPr>
+          <w:rFonts w:ascii="Times New Roman" w:hAnsi="Times New Roman" w:cs="Times New Roman"/>
+        </w:rPr>
+      </w:pPr>
+    </w:p>
+    <w:p>
+      <w:pPr>
+        <w:rPr>
+          <w:rFonts w:ascii="Times New Roman" w:hAnsi="Times New Roman" w:cs="Times New Roman"/>
+        </w:rPr>
+      </w:pPr>
+    </w:p>
+    <w:p>
+      <w:pPr>
+        <w:rPr>
+          <w:rFonts w:ascii="Times New Roman" w:hAnsi="Times New Roman" w:cs="Times New Roman"/>
+        </w:rPr>
+      </w:pPr>
+    </w:p>
+    <w:p>
+      <w:pPr>
+        <w:rPr>
+          <w:rFonts w:ascii="Times New Roman" w:hAnsi="Times New Roman" w:cs="Times New Roman"/>
+        </w:rPr>
+      </w:pPr>
+    </w:p>
+    <w:p>
+      <w:pPr>
+        <w:rPr>
+          <w:rFonts w:ascii="Times New Roman" w:hAnsi="Times New Roman" w:cs="Times New Roman"/>
+        </w:rPr>
+      </w:pPr>
+    </w:p>
+    <w:p>
+      <w:pPr>
+        <w:rPr>
+          <w:rFonts w:ascii="Times New Roman" w:hAnsi="Times New Roman" w:cs="Times New Roman"/>
+        </w:rPr>
+      </w:pPr>
+    </w:p>
+    <w:p>
+      <w:pPr>
+        <w:rPr>
+          <w:rFonts w:ascii="Times New Roman" w:hAnsi="Times New Roman" w:cs="Times New Roman"/>
+        </w:rPr>
+      </w:pPr>
+    </w:p>
+    <w:p>
+      <w:pPr>
+        <w:rPr>
+          <w:rFonts w:ascii="Times New Roman" w:hAnsi="Times New Roman" w:cs="Times New Roman"/>
+        </w:rPr>
+      </w:pPr>
+    </w:p>
+    <w:p>
+      <w:pPr>
+        <w:rPr>
+          <w:rFonts w:ascii="Times New Roman" w:hAnsi="Times New Roman" w:cs="Times New Roman"/>
+        </w:rPr>
+      </w:pPr>
+    </w:p>
+    <w:p>
+      <w:pPr>
+        <w:rPr>
+          <w:rFonts w:ascii="Times New Roman" w:hAnsi="Times New Roman" w:cs="Times New Roman"/>
+        </w:rPr>
+      </w:pPr>
+    </w:p>
+    <w:p>
+      <w:pPr>
+        <w:rPr>
+          <w:rFonts w:ascii="Times New Roman" w:hAnsi="Times New Roman" w:cs="Times New Roman"/>
+        </w:rPr>
+      </w:pPr>
+    </w:p>
+    <w:p>
+      <w:pPr>
+        <w:rPr>
+          <w:rFonts w:ascii="Times New Roman" w:hAnsi="Times New Roman" w:cs="Times New Roman"/>
+        </w:rPr>
+      </w:pPr>
+    </w:p>
+    <w:p>
+      <w:pPr>
+        <w:pStyle w:val="Paragraphedeliste"/>
+        <w:numPr>
+          <w:ilvl w:val="1"/>
+          <w:numId w:val="54"/>
+        </w:numPr>
+        <w:rPr>
+          <w:rFonts w:ascii="Times New Roman" w:hAnsi="Times New Roman" w:cs="Times New Roman"/>
+        </w:rPr>
+      </w:pPr>
+      <w:r>
+        <w:rPr>
+          <w:rFonts w:ascii="Times New Roman" w:hAnsi="Times New Roman" w:cs="Times New Roman"/>
+        </w:rPr>
+        <w:t>Intervenants</w:t>
+      </w:r>
+    </w:p>
+    <w:tbl>
+      <w:tblPr>
+        <w:tblStyle w:val="TableauGrille2-Accentuation11"/>
+        <w:tblW w:w="9062" w:type="dxa"/>
+        <w:tblLook w:val="04A0" w:firstRow="1" w:lastRow="0" w:firstColumn="1" w:lastColumn="0" w:noHBand="0" w:noVBand="1"/>
+      </w:tblPr>
+      <w:tblGrid>
+        <w:gridCol w:w="3401"/>
+        <w:gridCol w:w="2831"/>
+        <w:gridCol w:w="2830"/>
+      </w:tblGrid>
+      <w:tr>
+        <w:trPr>
+          <w:cnfStyle w:val="100000000000" w:firstRow="1" w:lastRow="0" w:firstColumn="0" w:lastColumn="0" w:oddVBand="0" w:evenVBand="0" w:oddHBand="0" w:evenHBand="0" w:firstRowFirstColumn="0" w:firstRowLastColumn="0" w:lastRowFirstColumn="0" w:lastRowLastColumn="0"/>
+        </w:trPr>
+        <w:tc>
+          <w:tcPr>
+            <w:cnfStyle w:val="001000000000" w:firstRow="0" w:lastRow="0" w:firstColumn="1" w:lastColumn="0" w:oddVBand="0" w:evenVBand="0" w:oddHBand="0" w:evenHBand="0" w:firstRowFirstColumn="0" w:firstRowLastColumn="0" w:lastRowFirstColumn="0" w:lastRowLastColumn="0"/>
+            <w:tcW w:w="3401" w:type="dxa"/>
+            <w:tcBorders>
+              <w:top w:val="single" w:sz="4" w:space="0" w:color="4F81BD"/>
+              <w:left w:val="single" w:sz="4" w:space="0" w:color="4F81BD"/>
+              <w:bottom w:val="single" w:sz="4" w:space="0" w:color="4F81BD"/>
+              <w:right w:val="single" w:sz="4" w:space="0" w:color="4F81BD"/>
+            </w:tcBorders>
+            <w:shd w:val="clear" w:color="auto" w:fill="8DB3E2"/>
+          </w:tcPr>
+          <w:p>
+            <w:pPr>
+              <w:spacing w:line="360" w:lineRule="auto"/>
+              <w:rPr>
+                <w:color w:val="000000" w:themeColor="text1"/>
+              </w:rPr>
+            </w:pPr>
+            <w:r>
+              <w:rPr>
+                <w:color w:val="000000" w:themeColor="text1"/>
+              </w:rPr>
+              <w:t>Intervenants</w:t>
+            </w:r>
+          </w:p>
+        </w:tc>
+        <w:tc>
+          <w:tcPr>
+            <w:tcW w:w="2831" w:type="dxa"/>
+            <w:tcBorders>
+              <w:top w:val="single" w:sz="4" w:space="0" w:color="4F81BD"/>
+              <w:left w:val="single" w:sz="4" w:space="0" w:color="4F81BD"/>
+              <w:bottom w:val="single" w:sz="4" w:space="0" w:color="4F81BD"/>
+              <w:right w:val="single" w:sz="4" w:space="0" w:color="4F81BD"/>
+            </w:tcBorders>
+            <w:shd w:val="clear" w:color="auto" w:fill="8DB3E2"/>
+          </w:tcPr>
+          <w:p>
+            <w:pPr>
+              <w:spacing w:line="360" w:lineRule="auto"/>
+              <w:cnfStyle w:val="100000000000" w:firstRow="1" w:lastRow="0" w:firstColumn="0" w:lastColumn="0" w:oddVBand="0" w:evenVBand="0" w:oddHBand="0" w:evenHBand="0" w:firstRowFirstColumn="0" w:firstRowLastColumn="0" w:lastRowFirstColumn="0" w:lastRowLastColumn="0"/>
+              <w:rPr>
+                <w:color w:val="000000" w:themeColor="text1"/>
+              </w:rPr>
+            </w:pPr>
+            <w:r>
+              <w:rPr>
+                <w:color w:val="000000" w:themeColor="text1"/>
+              </w:rPr>
+              <w:t>Fonctions</w:t>
+            </w:r>
+          </w:p>
+        </w:tc>
+        <w:tc>
+          <w:tcPr>
+            <w:tcW w:w="2830" w:type="dxa"/>
+            <w:tcBorders>
+              <w:top w:val="single" w:sz="4" w:space="0" w:color="4F81BD"/>
+              <w:left w:val="single" w:sz="4" w:space="0" w:color="4F81BD"/>
+              <w:bottom w:val="single" w:sz="4" w:space="0" w:color="4F81BD"/>
+              <w:right w:val="single" w:sz="4" w:space="0" w:color="4F81BD"/>
+            </w:tcBorders>
+            <w:shd w:val="clear" w:color="auto" w:fill="8DB3E2"/>
+          </w:tcPr>
+          <w:p>
+            <w:pPr>
+              <w:spacing w:line="360" w:lineRule="auto"/>
+              <w:cnfStyle w:val="100000000000" w:firstRow="1" w:lastRow="0" w:firstColumn="0" w:lastColumn="0" w:oddVBand="0" w:evenVBand="0" w:oddHBand="0" w:evenHBand="0" w:firstRowFirstColumn="0" w:firstRowLastColumn="0" w:lastRowFirstColumn="0" w:lastRowLastColumn="0"/>
+              <w:rPr>
+                <w:color w:val="000000" w:themeColor="text1"/>
+              </w:rPr>
+            </w:pPr>
+            <w:r>
+              <w:rPr>
+                <w:color w:val="000000" w:themeColor="text1"/>
+              </w:rPr>
+              <w:t>Rôles</w:t>
+            </w:r>
+          </w:p>
+        </w:tc>
+      </w:tr>
+      <w:tr>
+        <w:trPr>
+          <w:cnfStyle w:val="000000100000" w:firstRow="0" w:lastRow="0" w:firstColumn="0" w:lastColumn="0" w:oddVBand="0" w:evenVBand="0" w:oddHBand="1" w:evenHBand="0" w:firstRowFirstColumn="0" w:firstRowLastColumn="0" w:lastRowFirstColumn="0" w:lastRowLastColumn="0"/>
+        </w:trPr>
+        <w:tc>
+          <w:tcPr>
+            <w:cnfStyle w:val="001000000000" w:firstRow="0" w:lastRow="0" w:firstColumn="1" w:lastColumn="0" w:oddVBand="0" w:evenVBand="0" w:oddHBand="0" w:evenHBand="0" w:firstRowFirstColumn="0" w:firstRowLastColumn="0" w:lastRowFirstColumn="0" w:lastRowLastColumn="0"/>
+            <w:tcW w:w="3401" w:type="dxa"/>
+            <w:tcBorders>
+              <w:top w:val="single" w:sz="4" w:space="0" w:color="4F81BD"/>
+              <w:left w:val="single" w:sz="4" w:space="0" w:color="4F81BD"/>
+              <w:bottom w:val="single" w:sz="4" w:space="0" w:color="4F81BD"/>
+              <w:right w:val="single" w:sz="4" w:space="0" w:color="4F81BD"/>
+            </w:tcBorders>
+          </w:tcPr>
+          <w:p>
+            <w:pPr>
+              <w:spacing w:line="360" w:lineRule="auto"/>
+              <w:rPr>
+                <w:color w:val="000000" w:themeColor="text1"/>
+              </w:rPr>
+            </w:pPr>
+            <w:r>
+              <w:rPr>
+                <w:color w:val="000000" w:themeColor="text1"/>
+              </w:rPr>
+              <w:t xml:space="preserve">M. </w:t>
+            </w:r>
+            <w:r>
+              <w:rPr>
+                <w:color w:val="000000" w:themeColor="text1"/>
+              </w:rPr>
+              <w:t>OYERE</w:t>
+            </w:r>
+          </w:p>
+        </w:tc>
+        <w:tc>
+          <w:tcPr>
+            <w:tcW w:w="2831" w:type="dxa"/>
+            <w:tcBorders>
+              <w:top w:val="single" w:sz="4" w:space="0" w:color="4F81BD"/>
+              <w:left w:val="single" w:sz="4" w:space="0" w:color="4F81BD"/>
+              <w:bottom w:val="single" w:sz="4" w:space="0" w:color="4F81BD"/>
+              <w:right w:val="single" w:sz="4" w:space="0" w:color="4F81BD"/>
+            </w:tcBorders>
+          </w:tcPr>
+          <w:p>
+            <w:pPr>
+              <w:spacing w:line="360" w:lineRule="auto"/>
+              <w:cnfStyle w:val="000000100000" w:firstRow="0" w:lastRow="0" w:firstColumn="0" w:lastColumn="0" w:oddVBand="0" w:evenVBand="0" w:oddHBand="1" w:evenHBand="0" w:firstRowFirstColumn="0" w:firstRowLastColumn="0" w:lastRowFirstColumn="0" w:lastRowLastColumn="0"/>
+              <w:rPr>
+                <w:color w:val="000000" w:themeColor="text1"/>
+              </w:rPr>
+            </w:pPr>
+            <w:r>
+              <w:rPr>
+                <w:color w:val="000000" w:themeColor="text1"/>
+              </w:rPr>
+              <w:t>Etudiant</w:t>
+            </w:r>
+            <w:r>
+              <w:rPr>
+                <w:color w:val="000000" w:themeColor="text1"/>
+              </w:rPr>
+              <w:t xml:space="preserve"> </w:t>
+            </w:r>
+          </w:p>
+        </w:tc>
+        <w:tc>
+          <w:tcPr>
+            <w:tcW w:w="2830" w:type="dxa"/>
+            <w:tcBorders>
+              <w:top w:val="single" w:sz="4" w:space="0" w:color="4F81BD"/>
+              <w:left w:val="single" w:sz="4" w:space="0" w:color="4F81BD"/>
+              <w:bottom w:val="single" w:sz="4" w:space="0" w:color="4F81BD"/>
+              <w:right w:val="single" w:sz="4" w:space="0" w:color="4F81BD"/>
+            </w:tcBorders>
+          </w:tcPr>
+          <w:p>
+            <w:pPr>
+              <w:spacing w:line="360" w:lineRule="auto"/>
+              <w:cnfStyle w:val="000000100000" w:firstRow="0" w:lastRow="0" w:firstColumn="0" w:lastColumn="0" w:oddVBand="0" w:evenVBand="0" w:oddHBand="1" w:evenHBand="0" w:firstRowFirstColumn="0" w:firstRowLastColumn="0" w:lastRowFirstColumn="0" w:lastRowLastColumn="0"/>
+              <w:rPr>
+                <w:color w:val="000000" w:themeColor="text1"/>
+              </w:rPr>
+            </w:pPr>
+            <w:r>
+              <w:rPr>
+                <w:color w:val="000000" w:themeColor="text1"/>
+              </w:rPr>
+              <w:t>Réalisateur</w:t>
+            </w:r>
+          </w:p>
+        </w:tc>
+      </w:tr>
+      <w:tr>
+        <w:tc>
+          <w:tcPr>
+            <w:cnfStyle w:val="001000000000" w:firstRow="0" w:lastRow="0" w:firstColumn="1" w:lastColumn="0" w:oddVBand="0" w:evenVBand="0" w:oddHBand="0" w:evenHBand="0" w:firstRowFirstColumn="0" w:firstRowLastColumn="0" w:lastRowFirstColumn="0" w:lastRowLastColumn="0"/>
+            <w:tcW w:w="3401" w:type="dxa"/>
+            <w:tcBorders>
+              <w:top w:val="single" w:sz="4" w:space="0" w:color="4F81BD"/>
+              <w:left w:val="single" w:sz="4" w:space="0" w:color="4F81BD"/>
+              <w:bottom w:val="single" w:sz="4" w:space="0" w:color="4F81BD"/>
+              <w:right w:val="single" w:sz="4" w:space="0" w:color="4F81BD"/>
+            </w:tcBorders>
+          </w:tcPr>
+          <w:p>
+            <w:pPr>
+              <w:spacing w:line="360" w:lineRule="auto"/>
+              <w:rPr>
+                <w:color w:val="000000" w:themeColor="text1"/>
+              </w:rPr>
+            </w:pPr>
+            <w:r>
+              <w:rPr>
+                <w:color w:val="000000" w:themeColor="text1"/>
+              </w:rPr>
+              <w:t>M.</w:t>
+            </w:r>
+            <w:r>
+              <w:rPr>
+                <w:color w:val="000000" w:themeColor="text1"/>
+              </w:rPr>
+              <w:t xml:space="preserve"> EBOMY</w:t>
+            </w:r>
+            <w:r>
+              <w:rPr>
+                <w:color w:val="000000" w:themeColor="text1"/>
+              </w:rPr>
+              <w:t xml:space="preserve"> </w:t>
+            </w:r>
+          </w:p>
+        </w:tc>
+        <w:tc>
+          <w:tcPr>
+            <w:tcW w:w="2831" w:type="dxa"/>
+            <w:tcBorders>
+              <w:top w:val="single" w:sz="4" w:space="0" w:color="4F81BD"/>
+              <w:left w:val="single" w:sz="4" w:space="0" w:color="4F81BD"/>
+              <w:bottom w:val="single" w:sz="4" w:space="0" w:color="4F81BD"/>
+              <w:right w:val="single" w:sz="4" w:space="0" w:color="4F81BD"/>
+            </w:tcBorders>
+          </w:tcPr>
+          <w:p>
+            <w:pPr>
+              <w:spacing w:line="360" w:lineRule="auto"/>
+              <w:cnfStyle w:val="000000000000" w:firstRow="0" w:lastRow="0" w:firstColumn="0" w:lastColumn="0" w:oddVBand="0" w:evenVBand="0" w:oddHBand="0" w:evenHBand="0" w:firstRowFirstColumn="0" w:firstRowLastColumn="0" w:lastRowFirstColumn="0" w:lastRowLastColumn="0"/>
+              <w:rPr>
+                <w:color w:val="000000" w:themeColor="text1"/>
+              </w:rPr>
+            </w:pPr>
+            <w:r>
+              <w:rPr>
+                <w:color w:val="000000" w:themeColor="text1"/>
+              </w:rPr>
+              <w:t>Ingénieur</w:t>
+            </w:r>
+            <w:r>
+              <w:rPr>
+                <w:color w:val="000000" w:themeColor="text1"/>
+              </w:rPr>
+              <w:t xml:space="preserve"> système d’</w:t>
+            </w:r>
+            <w:r>
+              <w:rPr>
+                <w:color w:val="000000" w:themeColor="text1"/>
+              </w:rPr>
+              <w:t>informati</w:t>
+            </w:r>
+            <w:r>
+              <w:rPr>
+                <w:color w:val="000000" w:themeColor="text1"/>
+              </w:rPr>
+              <w:t>on</w:t>
+            </w:r>
+          </w:p>
+        </w:tc>
+        <w:tc>
+          <w:tcPr>
+            <w:tcW w:w="2830" w:type="dxa"/>
+            <w:tcBorders>
+              <w:top w:val="single" w:sz="4" w:space="0" w:color="4F81BD"/>
+              <w:left w:val="single" w:sz="4" w:space="0" w:color="4F81BD"/>
+              <w:bottom w:val="single" w:sz="4" w:space="0" w:color="4F81BD"/>
+              <w:right w:val="single" w:sz="4" w:space="0" w:color="4F81BD"/>
+            </w:tcBorders>
+          </w:tcPr>
+          <w:p>
+            <w:pPr>
+              <w:spacing w:line="360" w:lineRule="auto"/>
+              <w:cnfStyle w:val="000000000000" w:firstRow="0" w:lastRow="0" w:firstColumn="0" w:lastColumn="0" w:oddVBand="0" w:evenVBand="0" w:oddHBand="0" w:evenHBand="0" w:firstRowFirstColumn="0" w:firstRowLastColumn="0" w:lastRowFirstColumn="0" w:lastRowLastColumn="0"/>
+              <w:rPr>
+                <w:color w:val="000000" w:themeColor="text1"/>
+              </w:rPr>
+            </w:pPr>
+            <w:r>
+              <w:rPr>
+                <w:color w:val="000000" w:themeColor="text1"/>
+              </w:rPr>
+              <w:t>Direct</w:t>
+            </w:r>
+            <w:r>
+              <w:rPr>
+                <w:color w:val="000000" w:themeColor="text1"/>
+              </w:rPr>
+              <w:t>eur</w:t>
+            </w:r>
+            <w:r>
+              <w:rPr>
+                <w:color w:val="000000" w:themeColor="text1"/>
+              </w:rPr>
+              <w:t xml:space="preserve"> </w:t>
+            </w:r>
+            <w:r>
+              <w:rPr>
+                <w:color w:val="000000" w:themeColor="text1"/>
+              </w:rPr>
+              <w:t>de projet</w:t>
+            </w:r>
+          </w:p>
+        </w:tc>
+      </w:tr>
+      <w:tr>
+        <w:trPr>
+          <w:cnfStyle w:val="000000100000" w:firstRow="0" w:lastRow="0" w:firstColumn="0" w:lastColumn="0" w:oddVBand="0" w:evenVBand="0" w:oddHBand="1" w:evenHBand="0" w:firstRowFirstColumn="0" w:firstRowLastColumn="0" w:lastRowFirstColumn="0" w:lastRowLastColumn="0"/>
+        </w:trPr>
+        <w:tc>
+          <w:tcPr>
+            <w:cnfStyle w:val="001000000000" w:firstRow="0" w:lastRow="0" w:firstColumn="1" w:lastColumn="0" w:oddVBand="0" w:evenVBand="0" w:oddHBand="0" w:evenHBand="0" w:firstRowFirstColumn="0" w:firstRowLastColumn="0" w:lastRowFirstColumn="0" w:lastRowLastColumn="0"/>
+            <w:tcW w:w="3401" w:type="dxa"/>
+            <w:tcBorders>
+              <w:top w:val="single" w:sz="4" w:space="0" w:color="4F81BD"/>
+              <w:left w:val="single" w:sz="4" w:space="0" w:color="4F81BD"/>
+              <w:bottom w:val="single" w:sz="4" w:space="0" w:color="4F81BD"/>
+              <w:right w:val="single" w:sz="4" w:space="0" w:color="4F81BD"/>
+            </w:tcBorders>
+          </w:tcPr>
+          <w:p>
+            <w:pPr>
+              <w:rPr>
+                <w:color w:val="000000" w:themeColor="text1"/>
+              </w:rPr>
+            </w:pPr>
+            <w:r>
+              <w:rPr>
+                <w:color w:val="000000" w:themeColor="text1"/>
+              </w:rPr>
+              <w:t>M</w:t>
+            </w:r>
+            <w:r>
+              <w:rPr>
+                <w:color w:val="000000" w:themeColor="text1"/>
+              </w:rPr>
+              <w:t>me</w:t>
+            </w:r>
+            <w:r>
+              <w:rPr>
+                <w:color w:val="000000" w:themeColor="text1"/>
+              </w:rPr>
+              <w:t>.</w:t>
+            </w:r>
+            <w:r>
+              <w:rPr>
+                <w:color w:val="000000" w:themeColor="text1"/>
+              </w:rPr>
+              <w:t xml:space="preserve"> Flora</w:t>
+            </w:r>
+          </w:p>
+        </w:tc>
+        <w:tc>
+          <w:tcPr>
+            <w:tcW w:w="2831" w:type="dxa"/>
+            <w:tcBorders>
+              <w:top w:val="single" w:sz="4" w:space="0" w:color="4F81BD"/>
+              <w:left w:val="single" w:sz="4" w:space="0" w:color="4F81BD"/>
+              <w:bottom w:val="single" w:sz="4" w:space="0" w:color="4F81BD"/>
+              <w:right w:val="single" w:sz="4" w:space="0" w:color="4F81BD"/>
+            </w:tcBorders>
+          </w:tcPr>
+          <w:p>
+            <w:pPr>
+              <w:cnfStyle w:val="000000100000" w:firstRow="0" w:lastRow="0" w:firstColumn="0" w:lastColumn="0" w:oddVBand="0" w:evenVBand="0" w:oddHBand="1" w:evenHBand="0" w:firstRowFirstColumn="0" w:firstRowLastColumn="0" w:lastRowFirstColumn="0" w:lastRowLastColumn="0"/>
+              <w:rPr>
+                <w:color w:val="000000" w:themeColor="text1"/>
+              </w:rPr>
+            </w:pPr>
+            <w:r>
+              <w:rPr>
+                <w:color w:val="000000" w:themeColor="text1"/>
+              </w:rPr>
+              <w:t>Manager – Produits &amp; Services (EBU)</w:t>
+            </w:r>
+          </w:p>
+        </w:tc>
+        <w:tc>
+          <w:tcPr>
+            <w:tcW w:w="2830" w:type="dxa"/>
+            <w:tcBorders>
+              <w:top w:val="single" w:sz="4" w:space="0" w:color="4F81BD"/>
+              <w:left w:val="single" w:sz="4" w:space="0" w:color="4F81BD"/>
+              <w:bottom w:val="single" w:sz="4" w:space="0" w:color="4F81BD"/>
+              <w:right w:val="single" w:sz="4" w:space="0" w:color="4F81BD"/>
+            </w:tcBorders>
+            <w:vAlign w:val="center"/>
+          </w:tcPr>
+          <w:p>
+            <w:pPr>
+              <w:cnfStyle w:val="000000100000" w:firstRow="0" w:lastRow="0" w:firstColumn="0" w:lastColumn="0" w:oddVBand="0" w:evenVBand="0" w:oddHBand="1" w:evenHBand="0" w:firstRowFirstColumn="0" w:firstRowLastColumn="0" w:lastRowFirstColumn="0" w:lastRowLastColumn="0"/>
+              <w:rPr>
+                <w:color w:val="000000" w:themeColor="text1"/>
+              </w:rPr>
+            </w:pPr>
+            <w:r>
+              <w:rPr>
+                <w:color w:val="000000" w:themeColor="text1"/>
+              </w:rPr>
+              <w:t xml:space="preserve">Maître de stage, </w:t>
+            </w:r>
+            <w:r>
+              <w:rPr>
+                <w:color w:val="000000" w:themeColor="text1"/>
+              </w:rPr>
+              <w:t>Homme métier</w:t>
+            </w:r>
+          </w:p>
+        </w:tc>
+      </w:tr>
+    </w:tbl>
+    <w:p>
+      <w:pPr>
+        <w:rPr>
+          <w:rFonts w:ascii="Times New Roman" w:hAnsi="Times New Roman" w:cs="Times New Roman"/>
+        </w:rPr>
+      </w:pPr>
+    </w:p>
+    <w:p>
+      <w:pPr>
+        <w:pStyle w:val="Titre2"/>
+        <w:numPr>
+          <w:ilvl w:val="1"/>
+          <w:numId w:val="54"/>
+        </w:numPr>
+      </w:pPr>
+      <w:bookmarkStart w:id="3" w:name="_Toc201526442"/>
+      <w:r>
+        <w:t xml:space="preserve">- </w:t>
+      </w:r>
+      <w:r>
+        <w:rPr>
+          <w:u w:val="single"/>
+        </w:rPr>
+        <w:t>Planification des tâches</w:t>
+      </w:r>
+      <w:bookmarkEnd w:id="3"/>
+      <w:r>
+        <w:t> </w:t>
+      </w:r>
+    </w:p>
+    <w:p/>
+    <w:p/>
+    <w:p/>
+    <w:p/>
+    <w:p/>
+    <w:p/>
+    <w:p>
+      <w:pPr>
+        <w:pStyle w:val="Paragraphedeliste"/>
+        <w:numPr>
+          <w:ilvl w:val="1"/>
+          <w:numId w:val="54"/>
+        </w:numPr>
+      </w:pPr>
+      <w:r>
+        <w:rPr>
+          <w:rFonts w:asciiTheme="majorHAnsi" w:eastAsiaTheme="majorEastAsia" w:hAnsiTheme="majorHAnsi" w:cstheme="majorBidi"/>
+          <w:color w:val="2F5496" w:themeColor="accent1" w:themeShade="BF"/>
+          <w:sz w:val="32"/>
+          <w:szCs w:val="32"/>
+        </w:rPr>
+        <w:lastRenderedPageBreak/>
+        <w:t>Diagramme de Gantt</w:t>
+      </w:r>
+    </w:p>
+    <w:p/>
+    <w:p/>
+    <w:p/>
+    <w:p/>
+    <w:p/>
+    <w:p/>
+    <w:p/>
+    <w:p/>
+    <w:p/>
+    <w:p/>
+    <w:p/>
+    <w:p/>
+    <w:p/>
+    <w:p/>
+    <w:p/>
+    <w:p/>
+    <w:p/>
+    <w:p/>
+    <w:p/>
+    <w:p/>
+    <w:p/>
+    <w:p/>
+    <w:p/>
+    <w:p/>
+    <w:p/>
+    <w:p/>
+    <w:p/>
+    <w:p>
+      <w:pPr>
+        <w:pStyle w:val="Paragraphedeliste"/>
+        <w:numPr>
+          <w:ilvl w:val="1"/>
+          <w:numId w:val="54"/>
+        </w:numPr>
+      </w:pPr>
+      <w:r>
+        <w:rPr>
+          <w:rFonts w:asciiTheme="majorHAnsi" w:eastAsiaTheme="majorEastAsia" w:hAnsiTheme="majorHAnsi" w:cstheme="majorBidi"/>
+          <w:color w:val="2F5496" w:themeColor="accent1" w:themeShade="BF"/>
+          <w:sz w:val="32"/>
+          <w:szCs w:val="32"/>
+        </w:rPr>
+        <w:lastRenderedPageBreak/>
+        <w:t>Estimation des charges</w:t>
+      </w:r>
+    </w:p>
+    <w:p/>
+    <w:p/>
+    <w:p/>
+    <w:p/>
+    <w:p/>
+    <w:p/>
+    <w:p/>
+    <w:p/>
+    <w:p/>
+    <w:p/>
+    <w:p/>
+    <w:p/>
+    <w:p/>
+    <w:p/>
+    <w:p/>
+    <w:p/>
+    <w:p/>
+    <w:p/>
+    <w:p/>
+    <w:p/>
+    <w:p/>
+    <w:p/>
+    <w:p/>
+    <w:p/>
+    <w:p/>
+    <w:p/>
+    <w:p/>
+    <w:p>
+      <w:pPr>
+        <w:pStyle w:val="Titre1"/>
+      </w:pPr>
+      <w:bookmarkStart w:id="4" w:name="_Toc201526445"/>
+      <w:r>
+        <w:lastRenderedPageBreak/>
+        <w:t>CHAPITRE II : LES OUTILS ET TECHNIQUES UTILISÉS</w:t>
+      </w:r>
+      <w:bookmarkEnd w:id="4"/>
+    </w:p>
+    <w:p>
+      <w:pPr>
+        <w:rPr>
+          <w:u w:val="single"/>
+        </w:rPr>
+      </w:pPr>
+      <w:bookmarkStart w:id="5" w:name="_Toc201526446"/>
+      <w:r>
+        <w:t xml:space="preserve">2.1 - </w:t>
+      </w:r>
+      <w:r>
+        <w:rPr>
+          <w:u w:val="single"/>
+        </w:rPr>
+        <w:t>Présentation des techniques</w:t>
+      </w:r>
+      <w:bookmarkEnd w:id="5"/>
+    </w:p>
+    <w:p>
+      <w:pPr>
+        <w:rPr>
+          <w:u w:val="single"/>
+        </w:rPr>
+      </w:pPr>
+    </w:p>
+    <w:p>
+      <w:pPr>
+        <w:rPr>
+          <w:u w:val="single"/>
+        </w:rPr>
+      </w:pPr>
+    </w:p>
+    <w:p>
+      <w:pPr>
+        <w:rPr>
+          <w:u w:val="single"/>
+        </w:rPr>
+      </w:pPr>
+    </w:p>
+    <w:p>
+      <w:pPr>
+        <w:rPr>
+          <w:u w:val="single"/>
+        </w:rPr>
+      </w:pPr>
+    </w:p>
+    <w:p/>
+    <w:p>
+      <w:r>
+        <w:t>2.2 – Présentation des outils</w:t>
+      </w:r>
+    </w:p>
+    <w:p>
+      <w:pPr>
+        <w:pStyle w:val="Paragraphedeliste"/>
+        <w:numPr>
+          <w:ilvl w:val="0"/>
+          <w:numId w:val="55"/>
+        </w:numPr>
+        <w:spacing w:line="360" w:lineRule="auto"/>
+        <w:jc w:val="both"/>
+        <w:rPr>
+          <w:b/>
+          <w:bCs/>
+          <w:i/>
+          <w:iCs/>
+          <w:color w:val="000000" w:themeColor="text1"/>
+        </w:rPr>
+      </w:pPr>
+      <w:r>
+        <w:rPr>
+          <w:b/>
+          <w:bCs/>
+          <w:i/>
+          <w:iCs/>
+          <w:noProof/>
+          <w:color w:val="000000" w:themeColor="text1"/>
+          <w:lang w:eastAsia="fr-FR"/>
+        </w:rPr>
+        <w:drawing>
+          <wp:anchor distT="0" distB="0" distL="114300" distR="114300" simplePos="0" relativeHeight="251664384" behindDoc="0" locked="0" layoutInCell="1" allowOverlap="1" wp14:anchorId="0C96DFF0" wp14:editId="13199FE1">
+            <wp:simplePos x="0" y="0"/>
+            <wp:positionH relativeFrom="column">
+              <wp:posOffset>4570730</wp:posOffset>
+            </wp:positionH>
+            <wp:positionV relativeFrom="paragraph">
+              <wp:posOffset>114935</wp:posOffset>
+            </wp:positionV>
+            <wp:extent cx="1085850" cy="1085850"/>
+            <wp:effectExtent l="0" t="0" r="0" b="0"/>
+            <wp:wrapSquare wrapText="bothSides"/>
+            <wp:docPr id="449" name="Image 449"/>
+            <wp:cNvGraphicFramePr>
+              <a:graphicFrameLocks xmlns:a="http://schemas.openxmlformats.org/drawingml/2006/main" noChangeAspect="1"/>
+            </wp:cNvGraphicFramePr>
+            <a:graphic xmlns:a="http://schemas.openxmlformats.org/drawingml/2006/main">
+              <a:graphicData uri="http://schemas.openxmlformats.org/drawingml/2006/picture">
+                <pic:pic xmlns:pic="http://schemas.openxmlformats.org/drawingml/2006/picture">
+                  <pic:nvPicPr>
+                    <pic:cNvPr id="30" name="Image 30"/>
+                    <pic:cNvPicPr/>
+                  </pic:nvPicPr>
+                  <pic:blipFill>
+                    <a:blip r:embed="rId10" cstate="print">
+                      <a:extLst>
+                        <a:ext uri="{28A0092B-C50C-407E-A947-70E740481C1C}">
+                          <a14:useLocalDpi xmlns:a14="http://schemas.microsoft.com/office/drawing/2010/main" val="0"/>
+                        </a:ext>
+                      </a:extLst>
+                    </a:blip>
+                    <a:stretch>
+                      <a:fillRect/>
+                    </a:stretch>
+                  </pic:blipFill>
+                  <pic:spPr>
+                    <a:xfrm>
+                      <a:off x="0" y="0"/>
+                      <a:ext cx="1085850" cy="1085850"/>
+                    </a:xfrm>
+                    <a:prstGeom prst="rect">
+                      <a:avLst/>
+                    </a:prstGeom>
+                  </pic:spPr>
+                </pic:pic>
+              </a:graphicData>
+            </a:graphic>
+            <wp14:sizeRelV relativeFrom="margin">
+              <wp14:pctHeight>0</wp14:pctHeight>
+            </wp14:sizeRelV>
+          </wp:anchor>
+        </w:drawing>
+      </w:r>
+      <w:r>
+        <w:rPr>
+          <w:b/>
+          <w:bCs/>
+          <w:iCs/>
+          <w:color w:val="000000" w:themeColor="text1"/>
+        </w:rPr>
+        <w:t>Flutter</w:t>
+      </w:r>
+      <w:r>
+        <w:rPr>
+          <w:b/>
+          <w:bCs/>
+          <w:iCs/>
+          <w:color w:val="000000" w:themeColor="text1"/>
+        </w:rPr>
+        <w:t> :</w:t>
+      </w:r>
+    </w:p>
+    <w:p>
+      <w:pPr>
+        <w:pStyle w:val="NormalWeb"/>
+        <w:spacing w:line="360" w:lineRule="auto"/>
+        <w:rPr>
+          <w:color w:val="000000" w:themeColor="text1"/>
+        </w:rPr>
+      </w:pPr>
+      <w:r>
+        <w:rPr>
+          <w:b/>
+          <w:color w:val="000000" w:themeColor="text1"/>
+        </w:rPr>
+        <w:t>Flutter</w:t>
+      </w:r>
+      <w:r>
+        <w:rPr>
+          <w:color w:val="000000" w:themeColor="text1"/>
+        </w:rPr>
+        <w:t xml:space="preserve"> est un kit de développement logiciel (SDK) d'interface utilisateur open-source créé par Google. Il est utilisé pour développer des applications pour Android, iOS, Linux, Mac, Windows, Google Fuchsia et le web à </w:t>
+      </w:r>
+      <w:r>
+        <w:rPr>
+          <w:color w:val="000000" w:themeColor="text1"/>
+        </w:rPr>
+        <w:t>partir d'une seule base de code ;</w:t>
+      </w:r>
+    </w:p>
+    <w:p>
+      <w:pPr>
+        <w:pStyle w:val="Paragraphedeliste"/>
+        <w:numPr>
+          <w:ilvl w:val="0"/>
+          <w:numId w:val="55"/>
+        </w:numPr>
+        <w:spacing w:line="360" w:lineRule="auto"/>
+        <w:jc w:val="both"/>
+        <w:rPr>
+          <w:b/>
+          <w:bCs/>
+          <w:i/>
+          <w:iCs/>
+          <w:color w:val="000000" w:themeColor="text1"/>
+        </w:rPr>
+      </w:pPr>
+      <w:r>
+        <w:rPr>
+          <w:b/>
+          <w:bCs/>
+          <w:iCs/>
+          <w:color w:val="000000" w:themeColor="text1"/>
+        </w:rPr>
+        <w:t>Visual studio code</w:t>
+      </w:r>
+      <w:r>
+        <w:rPr>
+          <w:b/>
+          <w:bCs/>
+          <w:iCs/>
+          <w:color w:val="000000" w:themeColor="text1"/>
+        </w:rPr>
+        <w:t> :</w:t>
+      </w:r>
+    </w:p>
+    <w:p>
+      <w:pPr>
+        <w:pStyle w:val="NormalWeb"/>
+        <w:spacing w:line="360" w:lineRule="auto"/>
+        <w:rPr>
+          <w:color w:val="000000" w:themeColor="text1"/>
+        </w:rPr>
+      </w:pPr>
+      <w:r>
+        <w:rPr>
+          <w:b/>
+          <w:noProof/>
+          <w:color w:val="000000" w:themeColor="text1"/>
+        </w:rPr>
+        <w:drawing>
+          <wp:anchor distT="0" distB="0" distL="114300" distR="114300" simplePos="0" relativeHeight="251665408" behindDoc="0" locked="0" layoutInCell="1" allowOverlap="1" wp14:anchorId="59173C39" wp14:editId="6B6E4D77">
+            <wp:simplePos x="0" y="0"/>
+            <wp:positionH relativeFrom="page">
+              <wp:posOffset>5275580</wp:posOffset>
+            </wp:positionH>
+            <wp:positionV relativeFrom="paragraph">
+              <wp:posOffset>76200</wp:posOffset>
+            </wp:positionV>
+            <wp:extent cx="1371600" cy="1454150"/>
+            <wp:effectExtent l="0" t="0" r="0" b="0"/>
+            <wp:wrapSquare wrapText="bothSides"/>
+            <wp:docPr id="451" name="Image 451"/>
+            <wp:cNvGraphicFramePr>
+              <a:graphicFrameLocks xmlns:a="http://schemas.openxmlformats.org/drawingml/2006/main" noChangeAspect="1"/>
+            </wp:cNvGraphicFramePr>
+            <a:graphic xmlns:a="http://schemas.openxmlformats.org/drawingml/2006/main">
+              <a:graphicData uri="http://schemas.openxmlformats.org/drawingml/2006/picture">
+                <pic:pic xmlns:pic="http://schemas.openxmlformats.org/drawingml/2006/picture">
+                  <pic:nvPicPr>
+                    <pic:cNvPr id="33" name="Image 33"/>
+                    <pic:cNvPicPr/>
+                  </pic:nvPicPr>
+                  <pic:blipFill>
+                    <a:blip r:embed="rId11" cstate="print">
+                      <a:extLst>
+                        <a:ext uri="{28A0092B-C50C-407E-A947-70E740481C1C}">
+                          <a14:useLocalDpi xmlns:a14="http://schemas.microsoft.com/office/drawing/2010/main" val="0"/>
+                        </a:ext>
+                      </a:extLst>
+                    </a:blip>
+                    <a:stretch>
+                      <a:fillRect/>
+                    </a:stretch>
+                  </pic:blipFill>
+                  <pic:spPr>
+                    <a:xfrm>
+                      <a:off x="0" y="0"/>
+                      <a:ext cx="1371600" cy="1454150"/>
+                    </a:xfrm>
+                    <a:prstGeom prst="rect">
+                      <a:avLst/>
+                    </a:prstGeom>
+                  </pic:spPr>
+                </pic:pic>
+              </a:graphicData>
+            </a:graphic>
+            <wp14:sizeRelH relativeFrom="margin">
+              <wp14:pctWidth>0</wp14:pctWidth>
+            </wp14:sizeRelH>
+            <wp14:sizeRelV relativeFrom="margin">
+              <wp14:pctHeight>0</wp14:pctHeight>
+            </wp14:sizeRelV>
+          </wp:anchor>
+        </w:drawing>
+      </w:r>
+      <w:r>
+        <w:rPr>
+          <w:b/>
+          <w:noProof/>
+          <w:color w:val="000000" w:themeColor="text1"/>
+        </w:rPr>
+        <w:t>Visual Studio Code</w:t>
+      </w:r>
+      <w:r>
+        <w:rPr>
+          <w:noProof/>
+          <w:color w:val="000000" w:themeColor="text1"/>
+        </w:rPr>
+        <w:t xml:space="preserve"> est un éditeur de code extensible développé par Microsoft pour Windows, Linux et macOS4. Les fonctionnalités incluent la prise en charge du débogage, la mise en évidence de la syntaxe, la complétion intelligente du code, les snippets, la refactorisation du code et Git intégré. Les utilisateurs peuvent modifier le thème, les raccourcis clavier, les préférences et installer des extensions qui ajoutent des fonctionnalités supplémentaires.Le code source de Visual Studio Code provient du projet logiciel libre et open source VS Code de Microsoft publié sous la licence MIT permissive, mais les binaires compilés constituent un freeware, c'est-à-dire un logiciel gratuit pour toute utilisation mais privateur.Dans le sondage auprès des développeurs réalisé par Stack Overflow en 2021, Visual Studio Code a été classé comme l'outil d'environnement de développement le plus populaire, avec 71,06 % des 82 277 répondants déclar</w:t>
+      </w:r>
+      <w:r>
+        <w:rPr>
+          <w:noProof/>
+          <w:color w:val="000000" w:themeColor="text1"/>
+        </w:rPr>
+        <w:t>ant l'utiliser ;</w:t>
+      </w:r>
+    </w:p>
+    <w:p>
+      <w:pPr>
+        <w:pStyle w:val="Paragraphedeliste"/>
+        <w:numPr>
+          <w:ilvl w:val="0"/>
+          <w:numId w:val="55"/>
+        </w:numPr>
+        <w:spacing w:line="360" w:lineRule="auto"/>
+        <w:jc w:val="both"/>
+        <w:rPr>
+          <w:b/>
+          <w:bCs/>
+          <w:i/>
+          <w:iCs/>
+          <w:color w:val="000000" w:themeColor="text1"/>
+        </w:rPr>
+      </w:pPr>
+      <w:r>
+        <w:rPr>
+          <w:noProof/>
+          <w:lang w:eastAsia="fr-FR"/>
+        </w:rPr>
+        <w:lastRenderedPageBreak/>
+        <w:drawing>
+          <wp:anchor distT="0" distB="0" distL="114300" distR="114300" simplePos="0" relativeHeight="251667456" behindDoc="1" locked="0" layoutInCell="1" allowOverlap="1" wp14:anchorId="12629288" wp14:editId="6A9C2B51">
+            <wp:simplePos x="0" y="0"/>
+            <wp:positionH relativeFrom="column">
+              <wp:posOffset>4453255</wp:posOffset>
+            </wp:positionH>
+            <wp:positionV relativeFrom="paragraph">
+              <wp:posOffset>302260</wp:posOffset>
+            </wp:positionV>
+            <wp:extent cx="1343025" cy="1343025"/>
+            <wp:effectExtent l="0" t="0" r="9525" b="9525"/>
+            <wp:wrapTight wrapText="bothSides">
+              <wp:wrapPolygon edited="0">
+                <wp:start x="7966" y="0"/>
+                <wp:lineTo x="6128" y="919"/>
+                <wp:lineTo x="1226" y="4596"/>
+                <wp:lineTo x="0" y="9498"/>
+                <wp:lineTo x="0" y="11949"/>
+                <wp:lineTo x="306" y="15319"/>
+                <wp:lineTo x="4596" y="20221"/>
+                <wp:lineTo x="6434" y="21447"/>
+                <wp:lineTo x="15013" y="21447"/>
+                <wp:lineTo x="16851" y="20221"/>
+                <wp:lineTo x="21140" y="15319"/>
+                <wp:lineTo x="21447" y="11949"/>
+                <wp:lineTo x="21447" y="9498"/>
+                <wp:lineTo x="20221" y="4902"/>
+                <wp:lineTo x="15319" y="919"/>
+                <wp:lineTo x="13481" y="0"/>
+                <wp:lineTo x="7966" y="0"/>
+              </wp:wrapPolygon>
+            </wp:wrapTight>
+            <wp:docPr id="34" name="Image 34"/>
+            <wp:cNvGraphicFramePr>
+              <a:graphicFrameLocks xmlns:a="http://schemas.openxmlformats.org/drawingml/2006/main" noChangeAspect="1"/>
+            </wp:cNvGraphicFramePr>
+            <a:graphic xmlns:a="http://schemas.openxmlformats.org/drawingml/2006/main">
+              <a:graphicData uri="http://schemas.openxmlformats.org/drawingml/2006/picture">
+                <pic:pic xmlns:pic="http://schemas.openxmlformats.org/drawingml/2006/picture">
+                  <pic:nvPicPr>
+                    <pic:cNvPr id="34" name="GitHub_Invertocat_Logo.png"/>
+                    <pic:cNvPicPr/>
+                  </pic:nvPicPr>
+                  <pic:blipFill>
+                    <a:blip r:embed="rId12" cstate="print">
+                      <a:extLst>
+                        <a:ext uri="{28A0092B-C50C-407E-A947-70E740481C1C}">
+                          <a14:useLocalDpi xmlns:a14="http://schemas.microsoft.com/office/drawing/2010/main" val="0"/>
+                        </a:ext>
+                      </a:extLst>
+                    </a:blip>
+                    <a:stretch>
+                      <a:fillRect/>
+                    </a:stretch>
+                  </pic:blipFill>
+                  <pic:spPr>
+                    <a:xfrm>
+                      <a:off x="0" y="0"/>
+                      <a:ext cx="1343025" cy="1343025"/>
+                    </a:xfrm>
+                    <a:prstGeom prst="rect">
+                      <a:avLst/>
+                    </a:prstGeom>
+                  </pic:spPr>
+                </pic:pic>
+              </a:graphicData>
+            </a:graphic>
+          </wp:anchor>
+        </w:drawing>
+      </w:r>
+      <w:r>
+        <w:rPr>
+          <w:b/>
+          <w:bCs/>
+          <w:iCs/>
+          <w:color w:val="000000" w:themeColor="text1"/>
+        </w:rPr>
+        <w:t>GitHub :</w:t>
+      </w:r>
+    </w:p>
+    <w:p>
+      <w:pPr>
+        <w:spacing w:line="360" w:lineRule="auto"/>
+        <w:rPr>
+          <w:b/>
+          <w:bCs/>
+          <w:iCs/>
+          <w:color w:val="000000" w:themeColor="text1"/>
+        </w:rPr>
+      </w:pPr>
+      <w:r>
+        <w:rPr>
+          <w:rStyle w:val="lev"/>
+        </w:rPr>
+        <w:t>GitHub</w:t>
+      </w:r>
+      <w:r>
+        <w:t xml:space="preserve"> est une plateforme de gestion de versions basée sur Git, créée en 2008 et rachetée par Microsoft en 2018. Elle permet d’héberger du code source, de suivre les modifications apportées à un projet et de collaborer efficacement entre développeurs. Utilisé aussi bien dans des contextes open source que professionnels, GitHub propose des fonctionnalités comme les </w:t>
+      </w:r>
+      <w:r>
+        <w:rPr>
+          <w:rStyle w:val="Accentuation"/>
+          <w:i w:val="0"/>
+        </w:rPr>
+        <w:t>pull requests</w:t>
+      </w:r>
+      <w:r>
+        <w:t xml:space="preserve">, la gestion des branches, la revue de code, les </w:t>
+      </w:r>
+      <w:r>
+        <w:rPr>
+          <w:rStyle w:val="Accentuation"/>
+        </w:rPr>
+        <w:t>issues</w:t>
+      </w:r>
+      <w:r>
+        <w:t xml:space="preserve">, et l’automatisation via GitHub Actions. Les projets peuvent être publics ou privés, et la plateforme prend en charge des fichiers au format texte, </w:t>
+      </w:r>
+      <w:proofErr w:type="spellStart"/>
+      <w:r>
+        <w:t>Markdown</w:t>
+      </w:r>
+      <w:proofErr w:type="spellEnd"/>
+      <w:r>
+        <w:t>, ou encore binaire selon les besoins du projet.</w:t>
       </w:r>
     </w:p>
     <w:p>
@@ -13405,6 +15003,119 @@
     </w:lvl>
   </w:abstractNum>
   <w:abstractNum w:abstractNumId="3" w15:restartNumberingAfterBreak="0">
+    <w:nsid w:val="0AE35A03"/>
+    <w:multiLevelType w:val="multilevel"/>
+    <w:tmpl w:val="DFE4C378"/>
+    <w:lvl w:ilvl="0">
+      <w:start w:val="1"/>
+      <w:numFmt w:val="decimal"/>
+      <w:lvlText w:val="%1"/>
+      <w:lvlJc w:val="left"/>
+      <w:pPr>
+        <w:ind w:left="360" w:hanging="360"/>
+      </w:pPr>
+      <w:rPr>
+        <w:rFonts w:hint="default"/>
+      </w:rPr>
+    </w:lvl>
+    <w:lvl w:ilvl="1">
+      <w:start w:val="1"/>
+      <w:numFmt w:val="decimal"/>
+      <w:lvlText w:val="%1.%2"/>
+      <w:lvlJc w:val="left"/>
+      <w:pPr>
+        <w:ind w:left="360" w:hanging="360"/>
+      </w:pPr>
+      <w:rPr>
+        <w:rFonts w:hint="default"/>
+      </w:rPr>
+    </w:lvl>
+    <w:lvl w:ilvl="2">
+      <w:start w:val="1"/>
+      <w:numFmt w:val="decimal"/>
+      <w:lvlText w:val="%1.%2.%3"/>
+      <w:lvlJc w:val="left"/>
+      <w:pPr>
+        <w:ind w:left="720" w:hanging="720"/>
+      </w:pPr>
+      <w:rPr>
+        <w:rFonts w:hint="default"/>
+      </w:rPr>
+    </w:lvl>
+    <w:lvl w:ilvl="3">
+      <w:start w:val="1"/>
+      <w:numFmt w:val="decimal"/>
+      <w:lvlText w:val="%1.%2.%3.%4"/>
+      <w:lvlJc w:val="left"/>
+      <w:pPr>
+        <w:ind w:left="720" w:hanging="720"/>
+      </w:pPr>
+      <w:rPr>
+        <w:rFonts w:hint="default"/>
+      </w:rPr>
+    </w:lvl>
+    <w:lvl w:ilvl="4">
+      <w:start w:val="1"/>
+      <w:numFmt w:val="decimal"/>
+      <w:lvlText w:val="%1.%2.%3.%4.%5"/>
+      <w:lvlJc w:val="left"/>
+      <w:pPr>
+        <w:ind w:left="1080" w:hanging="1080"/>
+      </w:pPr>
+      <w:rPr>
+        <w:rFonts w:hint="default"/>
+      </w:rPr>
+    </w:lvl>
+    <w:lvl w:ilvl="5">
+      <w:start w:val="1"/>
+      <w:numFmt w:val="decimal"/>
+      <w:lvlText w:val="%1.%2.%3.%4.%5.%6"/>
+      <w:lvlJc w:val="left"/>
+      <w:pPr>
+        <w:ind w:left="1080" w:hanging="1080"/>
+      </w:pPr>
+      <w:rPr>
+        <w:rFonts w:hint="default"/>
+      </w:rPr>
+    </w:lvl>
+    <w:lvl w:ilvl="6">
+      <w:start w:val="1"/>
+      <w:numFmt w:val="decimal"/>
+      <w:lvlText w:val="%1.%2.%3.%4.%5.%6.%7"/>
+      <w:lvlJc w:val="left"/>
+      <w:pPr>
+        <w:ind w:left="1440" w:hanging="1440"/>
+      </w:pPr>
+      <w:rPr>
+        <w:rFonts w:hint="default"/>
+      </w:rPr>
+    </w:lvl>
+    <w:lvl w:ilvl="7">
+      <w:start w:val="1"/>
+      <w:numFmt w:val="decimal"/>
+      <w:lvlText w:val="%1.%2.%3.%4.%5.%6.%7.%8"/>
+      <w:lvlJc w:val="left"/>
+      <w:pPr>
+        <w:ind w:left="1440" w:hanging="1440"/>
+      </w:pPr>
+      <w:rPr>
+        <w:rFonts w:hint="default"/>
+      </w:rPr>
+    </w:lvl>
+    <w:lvl w:ilvl="8">
+      <w:start w:val="1"/>
+      <w:numFmt w:val="decimal"/>
+      <w:lvlText w:val="%1.%2.%3.%4.%5.%6.%7.%8.%9"/>
+      <w:lvlJc w:val="left"/>
+      <w:pPr>
+        <w:ind w:left="1800" w:hanging="1800"/>
+      </w:pPr>
+      <w:rPr>
+        <w:rFonts w:hint="default"/>
+      </w:rPr>
+    </w:lvl>
+  </w:abstractNum>
+  <w:abstractNum w:abstractNumId="4" w15:restartNumberingAfterBreak="0">
     <w:nsid w:val="0BB667D7"/>
     <w:multiLevelType w:val="hybridMultilevel"/>
     <w:tmpl w:val="EA4C139E"/>
@@ -13517,7 +15228,7 @@
       </w:rPr>
     </w:lvl>
   </w:abstractNum>
-  <w:abstractNum w:abstractNumId="4" w15:restartNumberingAfterBreak="0">
+  <w:abstractNum w:abstractNumId="5" w15:restartNumberingAfterBreak="0">
     <w:nsid w:val="0D1E72C1"/>
     <w:multiLevelType w:val="multilevel"/>
     <w:tmpl w:val="6F6E65B4"/>
@@ -13666,7 +15377,7 @@
       </w:rPr>
     </w:lvl>
   </w:abstractNum>
-  <w:abstractNum w:abstractNumId="5" w15:restartNumberingAfterBreak="0">
+  <w:abstractNum w:abstractNumId="6" w15:restartNumberingAfterBreak="0">
     <w:nsid w:val="14037717"/>
     <w:multiLevelType w:val="hybridMultilevel"/>
     <w:tmpl w:val="D6587A40"/>
@@ -13779,7 +15490,7 @@
       </w:rPr>
     </w:lvl>
   </w:abstractNum>
-  <w:abstractNum w:abstractNumId="6" w15:restartNumberingAfterBreak="0">
+  <w:abstractNum w:abstractNumId="7" w15:restartNumberingAfterBreak="0">
     <w:nsid w:val="14604CBC"/>
     <w:multiLevelType w:val="hybridMultilevel"/>
     <w:tmpl w:val="019279FE"/>
@@ -13892,7 +15603,7 @@
       </w:rPr>
     </w:lvl>
   </w:abstractNum>
-  <w:abstractNum w:abstractNumId="7" w15:restartNumberingAfterBreak="0">
+  <w:abstractNum w:abstractNumId="8" w15:restartNumberingAfterBreak="0">
     <w:nsid w:val="169A5562"/>
     <w:multiLevelType w:val="multilevel"/>
     <w:tmpl w:val="95F2DF24"/>
@@ -14041,7 +15752,7 @@
       </w:rPr>
     </w:lvl>
   </w:abstractNum>
-  <w:abstractNum w:abstractNumId="8" w15:restartNumberingAfterBreak="0">
+  <w:abstractNum w:abstractNumId="9" w15:restartNumberingAfterBreak="0">
     <w:nsid w:val="1714225A"/>
     <w:multiLevelType w:val="multilevel"/>
     <w:tmpl w:val="1478C340"/>
@@ -14190,7 +15901,7 @@
       </w:rPr>
     </w:lvl>
   </w:abstractNum>
-  <w:abstractNum w:abstractNumId="9" w15:restartNumberingAfterBreak="0">
+  <w:abstractNum w:abstractNumId="10" w15:restartNumberingAfterBreak="0">
     <w:nsid w:val="1BBE115B"/>
     <w:multiLevelType w:val="hybridMultilevel"/>
     <w:tmpl w:val="E0E43652"/>
@@ -14276,7 +15987,7 @@
       </w:pPr>
     </w:lvl>
   </w:abstractNum>
-  <w:abstractNum w:abstractNumId="10" w15:restartNumberingAfterBreak="0">
+  <w:abstractNum w:abstractNumId="11" w15:restartNumberingAfterBreak="0">
     <w:nsid w:val="1BE14895"/>
     <w:multiLevelType w:val="hybridMultilevel"/>
     <w:tmpl w:val="93104EB4"/>
@@ -14389,7 +16100,7 @@
       </w:rPr>
     </w:lvl>
   </w:abstractNum>
-  <w:abstractNum w:abstractNumId="11" w15:restartNumberingAfterBreak="0">
+  <w:abstractNum w:abstractNumId="12" w15:restartNumberingAfterBreak="0">
     <w:nsid w:val="1DD05D71"/>
     <w:multiLevelType w:val="hybridMultilevel"/>
     <w:tmpl w:val="0EEA8142"/>
@@ -14502,7 +16213,7 @@
       </w:rPr>
     </w:lvl>
   </w:abstractNum>
-  <w:abstractNum w:abstractNumId="12" w15:restartNumberingAfterBreak="0">
+  <w:abstractNum w:abstractNumId="13" w15:restartNumberingAfterBreak="0">
     <w:nsid w:val="1F3B5308"/>
     <w:multiLevelType w:val="hybridMultilevel"/>
     <w:tmpl w:val="32484B58"/>
@@ -14615,7 +16326,7 @@
       </w:rPr>
     </w:lvl>
   </w:abstractNum>
-  <w:abstractNum w:abstractNumId="13" w15:restartNumberingAfterBreak="0">
+  <w:abstractNum w:abstractNumId="14" w15:restartNumberingAfterBreak="0">
     <w:nsid w:val="29DE70A6"/>
     <w:multiLevelType w:val="hybridMultilevel"/>
     <w:tmpl w:val="B158F828"/>
@@ -14728,7 +16439,7 @@
       </w:rPr>
     </w:lvl>
   </w:abstractNum>
-  <w:abstractNum w:abstractNumId="14" w15:restartNumberingAfterBreak="0">
+  <w:abstractNum w:abstractNumId="15" w15:restartNumberingAfterBreak="0">
     <w:nsid w:val="2BA21261"/>
     <w:multiLevelType w:val="multilevel"/>
     <w:tmpl w:val="7E3665F0"/>
@@ -14877,7 +16588,7 @@
       </w:rPr>
     </w:lvl>
   </w:abstractNum>
-  <w:abstractNum w:abstractNumId="15" w15:restartNumberingAfterBreak="0">
+  <w:abstractNum w:abstractNumId="16" w15:restartNumberingAfterBreak="0">
     <w:nsid w:val="2F6D1CC6"/>
     <w:multiLevelType w:val="multilevel"/>
     <w:tmpl w:val="2B78DFD4"/>
@@ -14990,7 +16701,7 @@
       </w:pPr>
     </w:lvl>
   </w:abstractNum>
-  <w:abstractNum w:abstractNumId="16" w15:restartNumberingAfterBreak="0">
+  <w:abstractNum w:abstractNumId="17" w15:restartNumberingAfterBreak="0">
     <w:nsid w:val="2FD955DD"/>
     <w:multiLevelType w:val="multilevel"/>
     <w:tmpl w:val="98B29390"/>
@@ -15139,7 +16850,7 @@
       </w:rPr>
     </w:lvl>
   </w:abstractNum>
-  <w:abstractNum w:abstractNumId="17" w15:restartNumberingAfterBreak="0">
+  <w:abstractNum w:abstractNumId="18" w15:restartNumberingAfterBreak="0">
     <w:nsid w:val="32AF2785"/>
     <w:multiLevelType w:val="hybridMultilevel"/>
     <w:tmpl w:val="91BAFBE0"/>
@@ -15225,7 +16936,7 @@
       </w:pPr>
     </w:lvl>
   </w:abstractNum>
-  <w:abstractNum w:abstractNumId="18" w15:restartNumberingAfterBreak="0">
+  <w:abstractNum w:abstractNumId="19" w15:restartNumberingAfterBreak="0">
     <w:nsid w:val="39B80CB0"/>
     <w:multiLevelType w:val="hybridMultilevel"/>
     <w:tmpl w:val="53123990"/>
@@ -15338,7 +17049,7 @@
       </w:rPr>
     </w:lvl>
   </w:abstractNum>
-  <w:abstractNum w:abstractNumId="19" w15:restartNumberingAfterBreak="0">
+  <w:abstractNum w:abstractNumId="20" w15:restartNumberingAfterBreak="0">
     <w:nsid w:val="3A5E5D69"/>
     <w:multiLevelType w:val="multilevel"/>
     <w:tmpl w:val="94E0C798"/>
@@ -15487,7 +17198,7 @@
       </w:rPr>
     </w:lvl>
   </w:abstractNum>
-  <w:abstractNum w:abstractNumId="20" w15:restartNumberingAfterBreak="0">
+  <w:abstractNum w:abstractNumId="21" w15:restartNumberingAfterBreak="0">
     <w:nsid w:val="3B282E8A"/>
     <w:multiLevelType w:val="hybridMultilevel"/>
     <w:tmpl w:val="650A87DA"/>
@@ -15600,7 +17311,7 @@
       </w:rPr>
     </w:lvl>
   </w:abstractNum>
-  <w:abstractNum w:abstractNumId="21" w15:restartNumberingAfterBreak="0">
+  <w:abstractNum w:abstractNumId="22" w15:restartNumberingAfterBreak="0">
     <w:nsid w:val="3FAA0E80"/>
     <w:multiLevelType w:val="multilevel"/>
     <w:tmpl w:val="F4C4BD8A"/>
@@ -15749,7 +17460,7 @@
       </w:rPr>
     </w:lvl>
   </w:abstractNum>
-  <w:abstractNum w:abstractNumId="22" w15:restartNumberingAfterBreak="0">
+  <w:abstractNum w:abstractNumId="23" w15:restartNumberingAfterBreak="0">
     <w:nsid w:val="40F81DC7"/>
     <w:multiLevelType w:val="multilevel"/>
     <w:tmpl w:val="43127C7C"/>
@@ -15898,7 +17609,7 @@
       </w:rPr>
     </w:lvl>
   </w:abstractNum>
-  <w:abstractNum w:abstractNumId="23" w15:restartNumberingAfterBreak="0">
+  <w:abstractNum w:abstractNumId="24" w15:restartNumberingAfterBreak="0">
     <w:nsid w:val="41813316"/>
     <w:multiLevelType w:val="multilevel"/>
     <w:tmpl w:val="0D46B2F4"/>
@@ -16047,7 +17758,7 @@
       </w:rPr>
     </w:lvl>
   </w:abstractNum>
-  <w:abstractNum w:abstractNumId="24" w15:restartNumberingAfterBreak="0">
+  <w:abstractNum w:abstractNumId="25" w15:restartNumberingAfterBreak="0">
     <w:nsid w:val="42370919"/>
     <w:multiLevelType w:val="multilevel"/>
     <w:tmpl w:val="6BD42D7C"/>
@@ -16196,7 +17907,7 @@
       </w:rPr>
     </w:lvl>
   </w:abstractNum>
-  <w:abstractNum w:abstractNumId="25" w15:restartNumberingAfterBreak="0">
+  <w:abstractNum w:abstractNumId="26" w15:restartNumberingAfterBreak="0">
     <w:nsid w:val="43171657"/>
     <w:multiLevelType w:val="multilevel"/>
     <w:tmpl w:val="B01245A4"/>
@@ -16345,7 +18056,7 @@
       </w:rPr>
     </w:lvl>
   </w:abstractNum>
-  <w:abstractNum w:abstractNumId="26" w15:restartNumberingAfterBreak="0">
+  <w:abstractNum w:abstractNumId="27" w15:restartNumberingAfterBreak="0">
     <w:nsid w:val="46A85EE7"/>
     <w:multiLevelType w:val="hybridMultilevel"/>
     <w:tmpl w:val="4314D686"/>
@@ -16458,7 +18169,7 @@
       </w:rPr>
     </w:lvl>
   </w:abstractNum>
-  <w:abstractNum w:abstractNumId="27" w15:restartNumberingAfterBreak="0">
+  <w:abstractNum w:abstractNumId="28" w15:restartNumberingAfterBreak="0">
     <w:nsid w:val="46EA33BB"/>
     <w:multiLevelType w:val="hybridMultilevel"/>
     <w:tmpl w:val="A1A49606"/>
@@ -16571,7 +18282,7 @@
       </w:rPr>
     </w:lvl>
   </w:abstractNum>
-  <w:abstractNum w:abstractNumId="28" w15:restartNumberingAfterBreak="0">
+  <w:abstractNum w:abstractNumId="29" w15:restartNumberingAfterBreak="0">
     <w:nsid w:val="4AAD2601"/>
     <w:multiLevelType w:val="hybridMultilevel"/>
     <w:tmpl w:val="48541468"/>
@@ -16684,7 +18395,7 @@
       </w:rPr>
     </w:lvl>
   </w:abstractNum>
-  <w:abstractNum w:abstractNumId="29" w15:restartNumberingAfterBreak="0">
+  <w:abstractNum w:abstractNumId="30" w15:restartNumberingAfterBreak="0">
     <w:nsid w:val="4B2628CC"/>
     <w:multiLevelType w:val="multilevel"/>
     <w:tmpl w:val="B22A9C4E"/>
@@ -16833,7 +18544,7 @@
       </w:rPr>
     </w:lvl>
   </w:abstractNum>
-  <w:abstractNum w:abstractNumId="30" w15:restartNumberingAfterBreak="0">
+  <w:abstractNum w:abstractNumId="31" w15:restartNumberingAfterBreak="0">
     <w:nsid w:val="50CA16F7"/>
     <w:multiLevelType w:val="multilevel"/>
     <w:tmpl w:val="6E36A098"/>
@@ -16946,7 +18657,7 @@
       </w:pPr>
     </w:lvl>
   </w:abstractNum>
-  <w:abstractNum w:abstractNumId="31" w15:restartNumberingAfterBreak="0">
+  <w:abstractNum w:abstractNumId="32" w15:restartNumberingAfterBreak="0">
     <w:nsid w:val="540D39A7"/>
     <w:multiLevelType w:val="multilevel"/>
     <w:tmpl w:val="0742B10C"/>
@@ -17095,7 +18806,7 @@
       </w:rPr>
     </w:lvl>
   </w:abstractNum>
-  <w:abstractNum w:abstractNumId="32" w15:restartNumberingAfterBreak="0">
+  <w:abstractNum w:abstractNumId="33" w15:restartNumberingAfterBreak="0">
     <w:nsid w:val="54DB15D1"/>
     <w:multiLevelType w:val="multilevel"/>
     <w:tmpl w:val="680ABAC8"/>
@@ -17244,7 +18955,7 @@
       </w:rPr>
     </w:lvl>
   </w:abstractNum>
-  <w:abstractNum w:abstractNumId="33" w15:restartNumberingAfterBreak="0">
+  <w:abstractNum w:abstractNumId="34" w15:restartNumberingAfterBreak="0">
     <w:nsid w:val="55F6092F"/>
     <w:multiLevelType w:val="multilevel"/>
     <w:tmpl w:val="09DEDB0C"/>
@@ -17393,7 +19104,7 @@
       </w:rPr>
     </w:lvl>
   </w:abstractNum>
-  <w:abstractNum w:abstractNumId="34" w15:restartNumberingAfterBreak="0">
+  <w:abstractNum w:abstractNumId="35" w15:restartNumberingAfterBreak="0">
     <w:nsid w:val="56E84E7A"/>
     <w:multiLevelType w:val="multilevel"/>
     <w:tmpl w:val="B6C06390"/>
@@ -17542,7 +19253,7 @@
       </w:rPr>
     </w:lvl>
   </w:abstractNum>
-  <w:abstractNum w:abstractNumId="35" w15:restartNumberingAfterBreak="0">
+  <w:abstractNum w:abstractNumId="36" w15:restartNumberingAfterBreak="0">
     <w:nsid w:val="58167C4B"/>
     <w:multiLevelType w:val="multilevel"/>
     <w:tmpl w:val="3A9CD296"/>
@@ -17691,7 +19402,7 @@
       </w:rPr>
     </w:lvl>
   </w:abstractNum>
-  <w:abstractNum w:abstractNumId="36" w15:restartNumberingAfterBreak="0">
+  <w:abstractNum w:abstractNumId="37" w15:restartNumberingAfterBreak="0">
     <w:nsid w:val="5ABF1B94"/>
     <w:multiLevelType w:val="multilevel"/>
     <w:tmpl w:val="5F2EFC4C"/>
@@ -17840,7 +19551,7 @@
       </w:rPr>
     </w:lvl>
   </w:abstractNum>
-  <w:abstractNum w:abstractNumId="37" w15:restartNumberingAfterBreak="0">
+  <w:abstractNum w:abstractNumId="38" w15:restartNumberingAfterBreak="0">
     <w:nsid w:val="5B290A36"/>
     <w:multiLevelType w:val="hybridMultilevel"/>
     <w:tmpl w:val="3A60C212"/>
@@ -17953,7 +19664,7 @@
       </w:rPr>
     </w:lvl>
   </w:abstractNum>
-  <w:abstractNum w:abstractNumId="38" w15:restartNumberingAfterBreak="0">
+  <w:abstractNum w:abstractNumId="39" w15:restartNumberingAfterBreak="0">
     <w:nsid w:val="5B771FC0"/>
     <w:multiLevelType w:val="hybridMultilevel"/>
     <w:tmpl w:val="9B823A0A"/>
@@ -18066,7 +19777,7 @@
       </w:rPr>
     </w:lvl>
   </w:abstractNum>
-  <w:abstractNum w:abstractNumId="39" w15:restartNumberingAfterBreak="0">
+  <w:abstractNum w:abstractNumId="40" w15:restartNumberingAfterBreak="0">
     <w:nsid w:val="5DBB1636"/>
     <w:multiLevelType w:val="hybridMultilevel"/>
     <w:tmpl w:val="A568123C"/>
@@ -18179,7 +19890,7 @@
       </w:rPr>
     </w:lvl>
   </w:abstractNum>
-  <w:abstractNum w:abstractNumId="40" w15:restartNumberingAfterBreak="0">
+  <w:abstractNum w:abstractNumId="41" w15:restartNumberingAfterBreak="0">
     <w:nsid w:val="5DC06751"/>
     <w:multiLevelType w:val="hybridMultilevel"/>
     <w:tmpl w:val="D8FA7B1E"/>
@@ -18292,7 +20003,7 @@
       </w:rPr>
     </w:lvl>
   </w:abstractNum>
-  <w:abstractNum w:abstractNumId="41" w15:restartNumberingAfterBreak="0">
+  <w:abstractNum w:abstractNumId="42" w15:restartNumberingAfterBreak="0">
     <w:nsid w:val="5FF0458D"/>
     <w:multiLevelType w:val="hybridMultilevel"/>
     <w:tmpl w:val="C52012D6"/>
@@ -18405,7 +20116,7 @@
       </w:rPr>
     </w:lvl>
   </w:abstractNum>
-  <w:abstractNum w:abstractNumId="42" w15:restartNumberingAfterBreak="0">
+  <w:abstractNum w:abstractNumId="43" w15:restartNumberingAfterBreak="0">
     <w:nsid w:val="61CD446B"/>
     <w:multiLevelType w:val="multilevel"/>
     <w:tmpl w:val="0B5879BC"/>
@@ -18522,7 +20233,7 @@
       </w:pPr>
     </w:lvl>
   </w:abstractNum>
-  <w:abstractNum w:abstractNumId="43" w15:restartNumberingAfterBreak="0">
+  <w:abstractNum w:abstractNumId="44" w15:restartNumberingAfterBreak="0">
     <w:nsid w:val="62553115"/>
     <w:multiLevelType w:val="hybridMultilevel"/>
     <w:tmpl w:val="F60A6534"/>
@@ -18635,7 +20346,7 @@
       </w:rPr>
     </w:lvl>
   </w:abstractNum>
-  <w:abstractNum w:abstractNumId="44" w15:restartNumberingAfterBreak="0">
+  <w:abstractNum w:abstractNumId="45" w15:restartNumberingAfterBreak="0">
     <w:nsid w:val="62E4221B"/>
     <w:multiLevelType w:val="hybridMultilevel"/>
     <w:tmpl w:val="44CCD898"/>
@@ -18748,7 +20459,7 @@
       </w:rPr>
     </w:lvl>
   </w:abstractNum>
-  <w:abstractNum w:abstractNumId="45" w15:restartNumberingAfterBreak="0">
+  <w:abstractNum w:abstractNumId="46" w15:restartNumberingAfterBreak="0">
     <w:nsid w:val="692F1099"/>
     <w:multiLevelType w:val="hybridMultilevel"/>
     <w:tmpl w:val="EBFE0296"/>
@@ -18861,7 +20572,120 @@
       </w:rPr>
     </w:lvl>
   </w:abstractNum>
-  <w:abstractNum w:abstractNumId="46" w15:restartNumberingAfterBreak="0">
+  <w:abstractNum w:abstractNumId="47" w15:restartNumberingAfterBreak="0">
+    <w:nsid w:val="6BCF20D8"/>
+    <w:multiLevelType w:val="hybridMultilevel"/>
+    <w:tmpl w:val="74F2D7A0"/>
+    <w:lvl w:ilvl="0" w:tplc="0409000B">
+      <w:start w:val="1"/>
+      <w:numFmt w:val="bullet"/>
+      <w:lvlText w:val=""/>
+      <w:lvlJc w:val="left"/>
+      <w:pPr>
+        <w:ind w:left="720" w:hanging="360"/>
+      </w:pPr>
+      <w:rPr>
+        <w:rFonts w:ascii="Wingdings" w:hAnsi="Wingdings" w:hint="default"/>
+      </w:rPr>
+    </w:lvl>
+    <w:lvl w:ilvl="1" w:tplc="FFFFFFFF" w:tentative="1">
+      <w:start w:val="1"/>
+      <w:numFmt w:val="bullet"/>
+      <w:lvlText w:val="o"/>
+      <w:lvlJc w:val="left"/>
+      <w:pPr>
+        <w:ind w:left="1440" w:hanging="360"/>
+      </w:pPr>
+      <w:rPr>
+        <w:rFonts w:ascii="Courier New" w:hAnsi="Courier New" w:cs="Courier New" w:hint="default"/>
+      </w:rPr>
+    </w:lvl>
+    <w:lvl w:ilvl="2" w:tplc="FFFFFFFF" w:tentative="1">
+      <w:start w:val="1"/>
+      <w:numFmt w:val="bullet"/>
+      <w:lvlText w:val=""/>
+      <w:lvlJc w:val="left"/>
+      <w:pPr>
+        <w:ind w:left="2160" w:hanging="360"/>
+      </w:pPr>
+      <w:rPr>
+        <w:rFonts w:ascii="Wingdings" w:hAnsi="Wingdings" w:hint="default"/>
+      </w:rPr>
+    </w:lvl>
+    <w:lvl w:ilvl="3" w:tplc="FFFFFFFF" w:tentative="1">
+      <w:start w:val="1"/>
+      <w:numFmt w:val="bullet"/>
+      <w:lvlText w:val=""/>
+      <w:lvlJc w:val="left"/>
+      <w:pPr>
+        <w:ind w:left="2880" w:hanging="360"/>
+      </w:pPr>
+      <w:rPr>
+        <w:rFonts w:ascii="Symbol" w:hAnsi="Symbol" w:hint="default"/>
+      </w:rPr>
+    </w:lvl>
+    <w:lvl w:ilvl="4" w:tplc="FFFFFFFF" w:tentative="1">
+      <w:start w:val="1"/>
+      <w:numFmt w:val="bullet"/>
+      <w:lvlText w:val="o"/>
+      <w:lvlJc w:val="left"/>
+      <w:pPr>
+        <w:ind w:left="3600" w:hanging="360"/>
+      </w:pPr>
+      <w:rPr>
+        <w:rFonts w:ascii="Courier New" w:hAnsi="Courier New" w:cs="Courier New" w:hint="default"/>
+      </w:rPr>
+    </w:lvl>
+    <w:lvl w:ilvl="5" w:tplc="FFFFFFFF" w:tentative="1">
+      <w:start w:val="1"/>
+      <w:numFmt w:val="bullet"/>
+      <w:lvlText w:val=""/>
+      <w:lvlJc w:val="left"/>
+      <w:pPr>
+        <w:ind w:left="4320" w:hanging="360"/>
+      </w:pPr>
+      <w:rPr>
+        <w:rFonts w:ascii="Wingdings" w:hAnsi="Wingdings" w:hint="default"/>
+      </w:rPr>
+    </w:lvl>
+    <w:lvl w:ilvl="6" w:tplc="FFFFFFFF" w:tentative="1">
+      <w:start w:val="1"/>
+      <w:numFmt w:val="bullet"/>
+      <w:lvlText w:val=""/>
+      <w:lvlJc w:val="left"/>
+      <w:pPr>
+        <w:ind w:left="5040" w:hanging="360"/>
+      </w:pPr>
+      <w:rPr>
+        <w:rFonts w:ascii="Symbol" w:hAnsi="Symbol" w:hint="default"/>
+      </w:rPr>
+    </w:lvl>
+    <w:lvl w:ilvl="7" w:tplc="FFFFFFFF" w:tentative="1">
+      <w:start w:val="1"/>
+      <w:numFmt w:val="bullet"/>
+      <w:lvlText w:val="o"/>
+      <w:lvlJc w:val="left"/>
+      <w:pPr>
+        <w:ind w:left="5760" w:hanging="360"/>
+      </w:pPr>
+      <w:rPr>
+        <w:rFonts w:ascii="Courier New" w:hAnsi="Courier New" w:cs="Courier New" w:hint="default"/>
+      </w:rPr>
+    </w:lvl>
+    <w:lvl w:ilvl="8" w:tplc="FFFFFFFF" w:tentative="1">
+      <w:start w:val="1"/>
+      <w:numFmt w:val="bullet"/>
+      <w:lvlText w:val=""/>
+      <w:lvlJc w:val="left"/>
+      <w:pPr>
+        <w:ind w:left="6480" w:hanging="360"/>
+      </w:pPr>
+      <w:rPr>
+        <w:rFonts w:ascii="Wingdings" w:hAnsi="Wingdings" w:hint="default"/>
+      </w:rPr>
+    </w:lvl>
+  </w:abstractNum>
+  <w:abstractNum w:abstractNumId="48" w15:restartNumberingAfterBreak="0">
     <w:nsid w:val="7100657B"/>
     <w:multiLevelType w:val="hybridMultilevel"/>
     <w:tmpl w:val="9134E7E8"/>
@@ -18974,7 +20798,7 @@
       </w:rPr>
     </w:lvl>
   </w:abstractNum>
-  <w:abstractNum w:abstractNumId="47" w15:restartNumberingAfterBreak="0">
+  <w:abstractNum w:abstractNumId="49" w15:restartNumberingAfterBreak="0">
     <w:nsid w:val="72196C50"/>
     <w:multiLevelType w:val="hybridMultilevel"/>
     <w:tmpl w:val="EF60C592"/>
@@ -19087,7 +20911,7 @@
       </w:rPr>
     </w:lvl>
   </w:abstractNum>
-  <w:abstractNum w:abstractNumId="48" w15:restartNumberingAfterBreak="0">
+  <w:abstractNum w:abstractNumId="50" w15:restartNumberingAfterBreak="0">
     <w:nsid w:val="73792831"/>
     <w:multiLevelType w:val="hybridMultilevel"/>
     <w:tmpl w:val="5A10A262"/>
@@ -19200,7 +21024,7 @@
       </w:rPr>
     </w:lvl>
   </w:abstractNum>
-  <w:abstractNum w:abstractNumId="49" w15:restartNumberingAfterBreak="0">
+  <w:abstractNum w:abstractNumId="51" w15:restartNumberingAfterBreak="0">
     <w:nsid w:val="74DD0A74"/>
     <w:multiLevelType w:val="multilevel"/>
     <w:tmpl w:val="746CCE7E"/>
@@ -19349,7 +21173,7 @@
       </w:rPr>
     </w:lvl>
   </w:abstractNum>
-  <w:abstractNum w:abstractNumId="50" w15:restartNumberingAfterBreak="0">
+  <w:abstractNum w:abstractNumId="52" w15:restartNumberingAfterBreak="0">
     <w:nsid w:val="77D0461F"/>
     <w:multiLevelType w:val="hybridMultilevel"/>
     <w:tmpl w:val="CCBC01A0"/>
@@ -19462,7 +21286,7 @@
       </w:rPr>
     </w:lvl>
   </w:abstractNum>
-  <w:abstractNum w:abstractNumId="51" w15:restartNumberingAfterBreak="0">
+  <w:abstractNum w:abstractNumId="53" w15:restartNumberingAfterBreak="0">
     <w:nsid w:val="794A4E3F"/>
     <w:multiLevelType w:val="hybridMultilevel"/>
     <w:tmpl w:val="FCF861F4"/>
@@ -19575,7 +21399,7 @@
       </w:rPr>
     </w:lvl>
   </w:abstractNum>
-  <w:abstractNum w:abstractNumId="52" w15:restartNumberingAfterBreak="0">
+  <w:abstractNum w:abstractNumId="54" w15:restartNumberingAfterBreak="0">
     <w:nsid w:val="7C5171F1"/>
     <w:multiLevelType w:val="hybridMultilevel"/>
     <w:tmpl w:val="0BAE946E"/>
@@ -19689,163 +21513,169 @@
     </w:lvl>
   </w:abstractNum>
   <w:num w:numId="1" w16cid:durableId="2072463159">
-    <w:abstractNumId w:val="15"/>
+    <w:abstractNumId w:val="16"/>
   </w:num>
   <w:num w:numId="2" w16cid:durableId="1898130184">
-    <w:abstractNumId w:val="30"/>
+    <w:abstractNumId w:val="31"/>
   </w:num>
   <w:num w:numId="3" w16cid:durableId="659968117">
-    <w:abstractNumId w:val="17"/>
+    <w:abstractNumId w:val="18"/>
   </w:num>
   <w:num w:numId="4" w16cid:durableId="860700601">
-    <w:abstractNumId w:val="9"/>
+    <w:abstractNumId w:val="10"/>
   </w:num>
   <w:num w:numId="5" w16cid:durableId="467862866">
+    <w:abstractNumId w:val="43"/>
+  </w:num>
+  <w:num w:numId="6" w16cid:durableId="874971717">
+    <w:abstractNumId w:val="44"/>
+  </w:num>
+  <w:num w:numId="7" w16cid:durableId="542131950">
+    <w:abstractNumId w:val="50"/>
+  </w:num>
+  <w:num w:numId="8" w16cid:durableId="1404642848">
+    <w:abstractNumId w:val="7"/>
+  </w:num>
+  <w:num w:numId="9" w16cid:durableId="230387521">
+    <w:abstractNumId w:val="48"/>
+  </w:num>
+  <w:num w:numId="10" w16cid:durableId="787772263">
+    <w:abstractNumId w:val="11"/>
+  </w:num>
+  <w:num w:numId="11" w16cid:durableId="1561405566">
+    <w:abstractNumId w:val="38"/>
+  </w:num>
+  <w:num w:numId="12" w16cid:durableId="1812823942">
+    <w:abstractNumId w:val="12"/>
+  </w:num>
+  <w:num w:numId="13" w16cid:durableId="2103449883">
     <w:abstractNumId w:val="42"/>
   </w:num>
-  <w:num w:numId="6" w16cid:durableId="874971717">
-    <w:abstractNumId w:val="43"/>
-  </w:num>
-  <w:num w:numId="7" w16cid:durableId="542131950">
-    <w:abstractNumId w:val="48"/>
-  </w:num>
-  <w:num w:numId="8" w16cid:durableId="1404642848">
-    <w:abstractNumId w:val="6"/>
-  </w:num>
-  <w:num w:numId="9" w16cid:durableId="230387521">
-    <w:abstractNumId w:val="46"/>
-  </w:num>
-  <w:num w:numId="10" w16cid:durableId="787772263">
-    <w:abstractNumId w:val="10"/>
-  </w:num>
-  <w:num w:numId="11" w16cid:durableId="1561405566">
-    <w:abstractNumId w:val="37"/>
-  </w:num>
-  <w:num w:numId="12" w16cid:durableId="1812823942">
-    <w:abstractNumId w:val="11"/>
-  </w:num>
-  <w:num w:numId="13" w16cid:durableId="2103449883">
-    <w:abstractNumId w:val="41"/>
-  </w:num>
   <w:num w:numId="14" w16cid:durableId="677542235">
-    <w:abstractNumId w:val="18"/>
+    <w:abstractNumId w:val="19"/>
   </w:num>
   <w:num w:numId="15" w16cid:durableId="1231230586">
-    <w:abstractNumId w:val="25"/>
+    <w:abstractNumId w:val="26"/>
   </w:num>
   <w:num w:numId="16" w16cid:durableId="776484879">
-    <w:abstractNumId w:val="38"/>
+    <w:abstractNumId w:val="39"/>
   </w:num>
   <w:num w:numId="17" w16cid:durableId="1815947453">
     <w:abstractNumId w:val="2"/>
   </w:num>
   <w:num w:numId="18" w16cid:durableId="149519909">
-    <w:abstractNumId w:val="5"/>
+    <w:abstractNumId w:val="6"/>
   </w:num>
   <w:num w:numId="19" w16cid:durableId="1854028588">
-    <w:abstractNumId w:val="39"/>
+    <w:abstractNumId w:val="40"/>
   </w:num>
   <w:num w:numId="20" w16cid:durableId="806816894">
+    <w:abstractNumId w:val="14"/>
+  </w:num>
+  <w:num w:numId="21" w16cid:durableId="2012565335">
+    <w:abstractNumId w:val="15"/>
+  </w:num>
+  <w:num w:numId="22" w16cid:durableId="92240547">
+    <w:abstractNumId w:val="24"/>
+  </w:num>
+  <w:num w:numId="23" w16cid:durableId="520365649">
+    <w:abstractNumId w:val="4"/>
+  </w:num>
+  <w:num w:numId="24" w16cid:durableId="145167046">
+    <w:abstractNumId w:val="49"/>
+  </w:num>
+  <w:num w:numId="25" w16cid:durableId="563374144">
     <w:abstractNumId w:val="13"/>
   </w:num>
-  <w:num w:numId="21" w16cid:durableId="2012565335">
-    <w:abstractNumId w:val="14"/>
-  </w:num>
-  <w:num w:numId="22" w16cid:durableId="92240547">
-    <w:abstractNumId w:val="23"/>
-  </w:num>
-  <w:num w:numId="23" w16cid:durableId="520365649">
-    <w:abstractNumId w:val="3"/>
-  </w:num>
-  <w:num w:numId="24" w16cid:durableId="145167046">
-    <w:abstractNumId w:val="47"/>
-  </w:num>
-  <w:num w:numId="25" w16cid:durableId="563374144">
-    <w:abstractNumId w:val="12"/>
-  </w:num>
   <w:num w:numId="26" w16cid:durableId="1192188954">
-    <w:abstractNumId w:val="28"/>
+    <w:abstractNumId w:val="29"/>
   </w:num>
   <w:num w:numId="27" w16cid:durableId="1407068250">
-    <w:abstractNumId w:val="51"/>
+    <w:abstractNumId w:val="53"/>
   </w:num>
   <w:num w:numId="28" w16cid:durableId="599796991">
     <w:abstractNumId w:val="0"/>
   </w:num>
   <w:num w:numId="29" w16cid:durableId="405154416">
+    <w:abstractNumId w:val="22"/>
+  </w:num>
+  <w:num w:numId="30" w16cid:durableId="1916431303">
+    <w:abstractNumId w:val="51"/>
+  </w:num>
+  <w:num w:numId="31" w16cid:durableId="71394087">
+    <w:abstractNumId w:val="34"/>
+  </w:num>
+  <w:num w:numId="32" w16cid:durableId="1857187103">
+    <w:abstractNumId w:val="9"/>
+  </w:num>
+  <w:num w:numId="33" w16cid:durableId="1447969598">
+    <w:abstractNumId w:val="36"/>
+  </w:num>
+  <w:num w:numId="34" w16cid:durableId="1063790910">
+    <w:abstractNumId w:val="37"/>
+  </w:num>
+  <w:num w:numId="35" w16cid:durableId="1291862852">
+    <w:abstractNumId w:val="23"/>
+  </w:num>
+  <w:num w:numId="36" w16cid:durableId="1506164650">
+    <w:abstractNumId w:val="17"/>
+  </w:num>
+  <w:num w:numId="37" w16cid:durableId="428044060">
+    <w:abstractNumId w:val="8"/>
+  </w:num>
+  <w:num w:numId="38" w16cid:durableId="55785855">
     <w:abstractNumId w:val="21"/>
   </w:num>
-  <w:num w:numId="30" w16cid:durableId="1916431303">
-    <w:abstractNumId w:val="49"/>
+  <w:num w:numId="39" w16cid:durableId="445394693">
+    <w:abstractNumId w:val="41"/>
   </w:num>
-  <w:num w:numId="31" w16cid:durableId="71394087">
-    <w:abstractNumId w:val="33"/>
+  <w:num w:numId="40" w16cid:durableId="62217454">
+    <w:abstractNumId w:val="46"/>
   </w:num>
-  <w:num w:numId="32" w16cid:durableId="1857187103">
-    <w:abstractNumId w:val="8"/>
+  <w:num w:numId="41" w16cid:durableId="1703750448">
+    <w:abstractNumId w:val="45"/>
   </w:num>
-  <w:num w:numId="33" w16cid:durableId="1447969598">
+  <w:num w:numId="42" w16cid:durableId="691801622">
+    <w:abstractNumId w:val="54"/>
+  </w:num>
+  <w:num w:numId="43" w16cid:durableId="2018656335">
+    <w:abstractNumId w:val="52"/>
+  </w:num>
+  <w:num w:numId="44" w16cid:durableId="1930891284">
+    <w:abstractNumId w:val="28"/>
+  </w:num>
+  <w:num w:numId="45" w16cid:durableId="92746298">
+    <w:abstractNumId w:val="27"/>
+  </w:num>
+  <w:num w:numId="46" w16cid:durableId="2077243554">
+    <w:abstractNumId w:val="30"/>
+  </w:num>
+  <w:num w:numId="47" w16cid:durableId="64111353">
     <w:abstractNumId w:val="35"/>
   </w:num>
-  <w:num w:numId="34" w16cid:durableId="1063790910">
-    <w:abstractNumId w:val="36"/>
-  </w:num>
-  <w:num w:numId="35" w16cid:durableId="1291862852">
-    <w:abstractNumId w:val="22"/>
-  </w:num>
-  <w:num w:numId="36" w16cid:durableId="1506164650">
-    <w:abstractNumId w:val="16"/>
-  </w:num>
-  <w:num w:numId="37" w16cid:durableId="428044060">
-    <w:abstractNumId w:val="7"/>
-  </w:num>
-  <w:num w:numId="38" w16cid:durableId="55785855">
-    <w:abstractNumId w:val="20"/>
-  </w:num>
-  <w:num w:numId="39" w16cid:durableId="445394693">
-    <w:abstractNumId w:val="40"/>
-  </w:num>
-  <w:num w:numId="40" w16cid:durableId="62217454">
-    <w:abstractNumId w:val="45"/>
-  </w:num>
-  <w:num w:numId="41" w16cid:durableId="1703750448">
-    <w:abstractNumId w:val="44"/>
-  </w:num>
-  <w:num w:numId="42" w16cid:durableId="691801622">
-    <w:abstractNumId w:val="52"/>
-  </w:num>
-  <w:num w:numId="43" w16cid:durableId="2018656335">
-    <w:abstractNumId w:val="50"/>
-  </w:num>
-  <w:num w:numId="44" w16cid:durableId="1930891284">
-    <w:abstractNumId w:val="27"/>
-  </w:num>
-  <w:num w:numId="45" w16cid:durableId="92746298">
-    <w:abstractNumId w:val="26"/>
-  </w:num>
-  <w:num w:numId="46" w16cid:durableId="2077243554">
-    <w:abstractNumId w:val="29"/>
-  </w:num>
-  <w:num w:numId="47" w16cid:durableId="64111353">
-    <w:abstractNumId w:val="34"/>
-  </w:num>
   <w:num w:numId="48" w16cid:durableId="532227882">
-    <w:abstractNumId w:val="4"/>
+    <w:abstractNumId w:val="5"/>
   </w:num>
   <w:num w:numId="49" w16cid:durableId="533465362">
-    <w:abstractNumId w:val="24"/>
+    <w:abstractNumId w:val="25"/>
   </w:num>
   <w:num w:numId="50" w16cid:durableId="1553997675">
-    <w:abstractNumId w:val="19"/>
+    <w:abstractNumId w:val="20"/>
   </w:num>
   <w:num w:numId="51" w16cid:durableId="754521471">
     <w:abstractNumId w:val="1"/>
   </w:num>
   <w:num w:numId="52" w16cid:durableId="367922655">
+    <w:abstractNumId w:val="33"/>
+  </w:num>
+  <w:num w:numId="53" w16cid:durableId="1599942600">
     <w:abstractNumId w:val="32"/>
   </w:num>
-  <w:num w:numId="53" w16cid:durableId="1599942600">
-    <w:abstractNumId w:val="31"/>
+  <w:num w:numId="54" w16cid:durableId="625047334">
+    <w:abstractNumId w:val="3"/>
+  </w:num>
+  <w:num w:numId="55" w16cid:durableId="763038680">
+    <w:abstractNumId w:val="47"/>
   </w:num>
   <w:numIdMacAtCleanup w:val="38"/>
 </w:numbering>
@@ -20851,6 +22681,116 @@
     <w:locked/>
     <w:rsid w:val="009256D9"/>
   </w:style>
+  <w:style w:type="table" w:customStyle="1" w:styleId="TableauGrille2-Accentuation11">
+    <w:name w:val="Tableau Grille 2 - Accentuation 11"/>
+    <w:basedOn w:val="TableauNormal"/>
+    <w:uiPriority w:val="47"/>
+    <w:rsid w:val="00086F3A"/>
+    <w:pPr>
+      <w:spacing w:after="0" w:line="240" w:lineRule="auto"/>
+    </w:pPr>
+    <w:rPr>
+      <w:rFonts w:ascii="Calibri" w:eastAsia="Calibri" w:hAnsi="Calibri" w:cs="SimSun"/>
+      <w:kern w:val="0"/>
+      <w:sz w:val="22"/>
+      <w:szCs w:val="22"/>
+      <w14:ligatures w14:val="none"/>
+    </w:rPr>
+    <w:tblPr>
+      <w:tblStyleRowBandSize w:val="1"/>
+      <w:tblStyleColBandSize w:val="1"/>
+      <w:tblBorders>
+        <w:top w:val="single" w:sz="2" w:space="0" w:color="95B3D7"/>
+        <w:bottom w:val="single" w:sz="2" w:space="0" w:color="95B3D7"/>
+        <w:insideH w:val="single" w:sz="2" w:space="0" w:color="95B3D7"/>
+        <w:insideV w:val="single" w:sz="2" w:space="0" w:color="95B3D7"/>
+      </w:tblBorders>
+    </w:tblPr>
+    <w:tblStylePr w:type="firstRow">
+      <w:rPr>
+        <w:b/>
+        <w:bCs/>
+      </w:rPr>
+      <w:tblPr/>
+      <w:tcPr>
+        <w:tcBorders>
+          <w:top w:val="nil"/>
+          <w:bottom w:val="single" w:sz="12" w:space="0" w:color="95B3D7"/>
+          <w:insideH w:val="nil"/>
+          <w:insideV w:val="nil"/>
+        </w:tcBorders>
+        <w:shd w:val="clear" w:color="auto" w:fill="FFFFFF"/>
+      </w:tcPr>
+    </w:tblStylePr>
+    <w:tblStylePr w:type="lastRow">
+      <w:rPr>
+        <w:b/>
+        <w:bCs/>
+      </w:rPr>
+      <w:tblPr/>
+      <w:tcPr>
+        <w:tcBorders>
+          <w:top w:val="double" w:sz="2" w:space="0" w:color="95B3D7"/>
+          <w:bottom w:val="nil"/>
+          <w:insideH w:val="nil"/>
+          <w:insideV w:val="nil"/>
+        </w:tcBorders>
+        <w:shd w:val="clear" w:color="auto" w:fill="FFFFFF"/>
+      </w:tcPr>
+    </w:tblStylePr>
+    <w:tblStylePr w:type="firstCol">
+      <w:rPr>
+        <w:b/>
+        <w:bCs/>
+      </w:rPr>
+    </w:tblStylePr>
+    <w:tblStylePr w:type="lastCol">
+      <w:rPr>
+        <w:b/>
+        <w:bCs/>
+      </w:rPr>
+    </w:tblStylePr>
+    <w:tblStylePr w:type="band1Vert">
+      <w:tblPr/>
+      <w:tcPr>
+        <w:shd w:val="clear" w:color="auto" w:fill="DBE5F1"/>
+      </w:tcPr>
+    </w:tblStylePr>
+    <w:tblStylePr w:type="band1Horz">
+      <w:tblPr/>
+      <w:tcPr>
+        <w:shd w:val="clear" w:color="auto" w:fill="DBE5F1"/>
+      </w:tcPr>
+    </w:tblStylePr>
+  </w:style>
+  <w:style w:type="paragraph" w:styleId="NormalWeb">
+    <w:name w:val="Normal (Web)"/>
+    <w:basedOn w:val="Normal"/>
+    <w:uiPriority w:val="99"/>
+    <w:unhideWhenUsed/>
+    <w:rsid w:val="00BA635B"/>
+    <w:pPr>
+      <w:spacing w:before="100" w:beforeAutospacing="1" w:after="100" w:afterAutospacing="1" w:line="240" w:lineRule="auto"/>
+      <w:jc w:val="both"/>
+    </w:pPr>
+    <w:rPr>
+      <w:rFonts w:ascii="Times New Roman" w:eastAsia="Times New Roman" w:hAnsi="Times New Roman" w:cs="Times New Roman"/>
+      <w:kern w:val="0"/>
+      <w:lang w:eastAsia="fr-FR"/>
+      <w14:ligatures w14:val="none"/>
+    </w:rPr>
+  </w:style>
+  <w:style w:type="character" w:styleId="Accentuation">
+    <w:name w:val="Emphasis"/>
+    <w:basedOn w:val="Policepardfaut"/>
+    <w:uiPriority w:val="20"/>
+    <w:qFormat/>
+    <w:rsid w:val="00BA635B"/>
+    <w:rPr>
+      <w:i/>
+      <w:iCs/>
+    </w:rPr>
+  </w:style>
 </w:styles>
 </file>
 
